--- a/docs/Final_Report.docx
+++ b/docs/Final_Report.docx
@@ -432,13 +432,8 @@
       </w:r>
     </w:p>
     <w:p>
-      <w:proofErr w:type="gramStart"/>
-      <w:r>
-        <w:t>*</w:t>
-      </w:r>
-      <w:proofErr w:type="gramEnd"/>
-      <w:r>
-        <w:t xml:space="preserve"> TF-IDF Vectorization: We used TF-IDF to convert denial text into numerical features. This allowed the models to understand which words and phrases were more important for predicting each denial reason.</w:t>
+      <w:r>
+        <w:t>* TF-IDF Vectorization: We used TF-IDF to convert denial text into numerical features. This allowed the models to understand which words and phrases were more important for predicting each denial reason.</w:t>
       </w:r>
     </w:p>
     <w:p>
@@ -581,640 +576,1218 @@
         <w:rPr>
           <w:b/>
           <w:bCs/>
+          <w:lang w:val="en-PK"/>
         </w:rPr>
       </w:pPr>
       <w:r>
         <w:rPr>
           <w:b/>
           <w:bCs/>
+          <w:lang w:val="en-PK"/>
         </w:rPr>
         <w:lastRenderedPageBreak/>
         <w:t>Document Completeness Prediction</w:t>
       </w:r>
     </w:p>
-    <w:p/>
     <w:p>
-      <w:r>
-        <w:t>1. The Dataset Used and Its Source</w:t>
-      </w:r>
+      <w:pPr>
+        <w:rPr>
+          <w:b/>
+          <w:bCs/>
+          <w:lang w:val="en-PK"/>
+        </w:rPr>
+      </w:pPr>
     </w:p>
     <w:p>
-      <w:r>
-        <w:t>Dataset: info_inspector.csv</w:t>
-      </w:r>
-    </w:p>
-    <w:p/>
-    <w:p>
-      <w:r>
-        <w:t xml:space="preserve">The dataset used for this project is the Document Completeness dataset for </w:t>
-      </w:r>
-      <w:proofErr w:type="spellStart"/>
-      <w:r>
-        <w:t>Priora</w:t>
-      </w:r>
-      <w:proofErr w:type="spellEnd"/>
-      <w:r>
-        <w:t>. It contains 200,000 synthetic prior authorization records. Each row represents one prior authorization submission and shows whether important documents were attached or missing.</w:t>
-      </w:r>
-    </w:p>
-    <w:p/>
-    <w:p>
-      <w:r>
-        <w:t xml:space="preserve">The target variable is </w:t>
-      </w:r>
-      <w:proofErr w:type="spellStart"/>
-      <w:r>
-        <w:t>completeness_label</w:t>
-      </w:r>
-      <w:proofErr w:type="spellEnd"/>
-      <w:r>
-        <w:t>, which tells whether the case is Complete or Incomplete.</w:t>
-      </w:r>
-    </w:p>
-    <w:p/>
-    <w:p>
-      <w:r>
-        <w:t>Main features used:</w:t>
+      <w:pPr>
+        <w:rPr>
+          <w:lang w:val="en-PK"/>
+        </w:rPr>
+      </w:pPr>
+      <w:r>
+        <w:rPr>
+          <w:lang w:val="en-PK"/>
+        </w:rPr>
+        <w:t>1. The Dataset Used and Its Source Dataset: info_inspector.csv</w:t>
       </w:r>
     </w:p>
     <w:p>
-      <w:r>
-        <w:t xml:space="preserve">* </w:t>
+      <w:pPr>
+        <w:rPr>
+          <w:lang w:val="en-PK"/>
+        </w:rPr>
+      </w:pPr>
+      <w:r>
+        <w:rPr>
+          <w:lang w:val="en-PK"/>
+        </w:rPr>
+        <w:t xml:space="preserve">The dataset used for this project is the Document Completeness dataset for </w:t>
       </w:r>
       <w:proofErr w:type="spellStart"/>
-      <w:proofErr w:type="gramStart"/>
-      <w:r>
-        <w:t>clinical</w:t>
-      </w:r>
-      <w:proofErr w:type="gramEnd"/>
-      <w:r>
-        <w:t>_note_present</w:t>
+      <w:r>
+        <w:rPr>
+          <w:lang w:val="en-PK"/>
+        </w:rPr>
+        <w:t>Priora</w:t>
+      </w:r>
+      <w:proofErr w:type="spellEnd"/>
+      <w:r>
+        <w:rPr>
+          <w:lang w:val="en-PK"/>
+        </w:rPr>
+        <w:t>. It contains 200,000 synthetic prior authorization records. Each row represents one prior authorization submission and shows whether important documents were attached or missing.</w:t>
+      </w:r>
+    </w:p>
+    <w:p>
+      <w:pPr>
+        <w:rPr>
+          <w:lang w:val="en-PK"/>
+        </w:rPr>
+      </w:pPr>
+      <w:r>
+        <w:rPr>
+          <w:lang w:val="en-PK"/>
+        </w:rPr>
+        <w:t xml:space="preserve">The target variable is </w:t>
+      </w:r>
+      <w:proofErr w:type="spellStart"/>
+      <w:r>
+        <w:rPr>
+          <w:lang w:val="en-PK"/>
+        </w:rPr>
+        <w:t>completeness_label</w:t>
+      </w:r>
+      <w:proofErr w:type="spellEnd"/>
+      <w:r>
+        <w:rPr>
+          <w:lang w:val="en-PK"/>
+        </w:rPr>
+        <w:t>, which tells whether the case is Complete or Incomplete.</w:t>
+      </w:r>
+    </w:p>
+    <w:p>
+      <w:pPr>
+        <w:rPr>
+          <w:lang w:val="en-PK"/>
+        </w:rPr>
+      </w:pPr>
+      <w:r>
+        <w:rPr>
+          <w:lang w:val="en-PK"/>
+        </w:rPr>
+        <w:t>Main features used:</w:t>
+      </w:r>
+    </w:p>
+    <w:p>
+      <w:pPr>
+        <w:numPr>
+          <w:ilvl w:val="0"/>
+          <w:numId w:val="10"/>
+        </w:numPr>
+        <w:rPr>
+          <w:lang w:val="en-PK"/>
+        </w:rPr>
+      </w:pPr>
+      <w:proofErr w:type="spellStart"/>
+      <w:r>
+        <w:rPr>
+          <w:lang w:val="en-PK"/>
+        </w:rPr>
+        <w:t>clinical_note_present</w:t>
       </w:r>
       <w:proofErr w:type="spellEnd"/>
     </w:p>
     <w:p>
-      <w:r>
-        <w:t xml:space="preserve">* </w:t>
-      </w:r>
+      <w:pPr>
+        <w:numPr>
+          <w:ilvl w:val="0"/>
+          <w:numId w:val="10"/>
+        </w:numPr>
+        <w:rPr>
+          <w:lang w:val="en-PK"/>
+        </w:rPr>
+      </w:pPr>
       <w:proofErr w:type="spellStart"/>
-      <w:proofErr w:type="gramStart"/>
-      <w:r>
-        <w:t>diagnosis</w:t>
-      </w:r>
-      <w:proofErr w:type="gramEnd"/>
-      <w:r>
-        <w:t>_code_present</w:t>
+      <w:r>
+        <w:rPr>
+          <w:lang w:val="en-PK"/>
+        </w:rPr>
+        <w:t>diagnosis_code_present</w:t>
       </w:r>
       <w:proofErr w:type="spellEnd"/>
     </w:p>
     <w:p>
-      <w:r>
-        <w:t xml:space="preserve">* </w:t>
-      </w:r>
+      <w:pPr>
+        <w:numPr>
+          <w:ilvl w:val="0"/>
+          <w:numId w:val="10"/>
+        </w:numPr>
+        <w:rPr>
+          <w:lang w:val="en-PK"/>
+        </w:rPr>
+      </w:pPr>
       <w:proofErr w:type="spellStart"/>
-      <w:proofErr w:type="gramStart"/>
-      <w:r>
-        <w:t>procedure</w:t>
-      </w:r>
-      <w:proofErr w:type="gramEnd"/>
-      <w:r>
-        <w:t>_code_present</w:t>
+      <w:r>
+        <w:rPr>
+          <w:lang w:val="en-PK"/>
+        </w:rPr>
+        <w:t>procedure_code_present</w:t>
       </w:r>
       <w:proofErr w:type="spellEnd"/>
     </w:p>
     <w:p>
-      <w:r>
-        <w:t xml:space="preserve">* </w:t>
-      </w:r>
+      <w:pPr>
+        <w:numPr>
+          <w:ilvl w:val="0"/>
+          <w:numId w:val="10"/>
+        </w:numPr>
+        <w:rPr>
+          <w:lang w:val="en-PK"/>
+        </w:rPr>
+      </w:pPr>
       <w:proofErr w:type="spellStart"/>
-      <w:proofErr w:type="gramStart"/>
-      <w:r>
-        <w:t>lab</w:t>
-      </w:r>
-      <w:proofErr w:type="gramEnd"/>
-      <w:r>
-        <w:t>_report_attached</w:t>
+      <w:r>
+        <w:rPr>
+          <w:lang w:val="en-PK"/>
+        </w:rPr>
+        <w:t>lab_report_attached</w:t>
       </w:r>
       <w:proofErr w:type="spellEnd"/>
     </w:p>
     <w:p>
-      <w:r>
-        <w:t xml:space="preserve">* </w:t>
-      </w:r>
+      <w:pPr>
+        <w:numPr>
+          <w:ilvl w:val="0"/>
+          <w:numId w:val="10"/>
+        </w:numPr>
+        <w:rPr>
+          <w:lang w:val="en-PK"/>
+        </w:rPr>
+      </w:pPr>
       <w:proofErr w:type="spellStart"/>
-      <w:proofErr w:type="gramStart"/>
-      <w:r>
-        <w:t>referral</w:t>
-      </w:r>
-      <w:proofErr w:type="gramEnd"/>
-      <w:r>
-        <w:t>_attached</w:t>
+      <w:r>
+        <w:rPr>
+          <w:lang w:val="en-PK"/>
+        </w:rPr>
+        <w:t>referral_attached</w:t>
       </w:r>
       <w:proofErr w:type="spellEnd"/>
     </w:p>
     <w:p>
-      <w:r>
-        <w:t xml:space="preserve">* </w:t>
-      </w:r>
+      <w:pPr>
+        <w:numPr>
+          <w:ilvl w:val="0"/>
+          <w:numId w:val="10"/>
+        </w:numPr>
+        <w:rPr>
+          <w:lang w:val="en-PK"/>
+        </w:rPr>
+      </w:pPr>
       <w:proofErr w:type="spellStart"/>
-      <w:proofErr w:type="gramStart"/>
-      <w:r>
-        <w:t>pa</w:t>
-      </w:r>
-      <w:proofErr w:type="gramEnd"/>
-      <w:r>
-        <w:t>_form_signed</w:t>
+      <w:r>
+        <w:rPr>
+          <w:lang w:val="en-PK"/>
+        </w:rPr>
+        <w:t>pa_form_signed</w:t>
       </w:r>
       <w:proofErr w:type="spellEnd"/>
     </w:p>
     <w:p>
-      <w:r>
-        <w:t xml:space="preserve">* </w:t>
-      </w:r>
+      <w:pPr>
+        <w:numPr>
+          <w:ilvl w:val="0"/>
+          <w:numId w:val="10"/>
+        </w:numPr>
+        <w:rPr>
+          <w:lang w:val="en-PK"/>
+        </w:rPr>
+      </w:pPr>
       <w:proofErr w:type="spellStart"/>
-      <w:proofErr w:type="gramStart"/>
-      <w:r>
-        <w:t>insurance</w:t>
-      </w:r>
-      <w:proofErr w:type="gramEnd"/>
-      <w:r>
-        <w:t>_card_present</w:t>
+      <w:r>
+        <w:rPr>
+          <w:lang w:val="en-PK"/>
+        </w:rPr>
+        <w:t>insurance_card_present</w:t>
       </w:r>
       <w:proofErr w:type="spellEnd"/>
     </w:p>
     <w:p>
-      <w:r>
-        <w:t xml:space="preserve">* </w:t>
-      </w:r>
+      <w:pPr>
+        <w:numPr>
+          <w:ilvl w:val="0"/>
+          <w:numId w:val="10"/>
+        </w:numPr>
+        <w:rPr>
+          <w:lang w:val="en-PK"/>
+        </w:rPr>
+      </w:pPr>
       <w:proofErr w:type="spellStart"/>
-      <w:proofErr w:type="gramStart"/>
-      <w:r>
-        <w:t>provider</w:t>
-      </w:r>
-      <w:proofErr w:type="gramEnd"/>
-      <w:r>
-        <w:t>_npi_present</w:t>
+      <w:r>
+        <w:rPr>
+          <w:lang w:val="en-PK"/>
+        </w:rPr>
+        <w:t>provider_npi_present</w:t>
       </w:r>
       <w:proofErr w:type="spellEnd"/>
     </w:p>
     <w:p>
-      <w:r>
-        <w:t xml:space="preserve">* </w:t>
-      </w:r>
+      <w:pPr>
+        <w:numPr>
+          <w:ilvl w:val="0"/>
+          <w:numId w:val="10"/>
+        </w:numPr>
+        <w:rPr>
+          <w:lang w:val="en-PK"/>
+        </w:rPr>
+      </w:pPr>
       <w:proofErr w:type="spellStart"/>
-      <w:proofErr w:type="gramStart"/>
-      <w:r>
-        <w:t>policy</w:t>
-      </w:r>
-      <w:proofErr w:type="gramEnd"/>
-      <w:r>
-        <w:t>_criteria_checked</w:t>
+      <w:r>
+        <w:rPr>
+          <w:lang w:val="en-PK"/>
+        </w:rPr>
+        <w:t>policy_criteria_checked</w:t>
       </w:r>
       <w:proofErr w:type="spellEnd"/>
     </w:p>
     <w:p>
-      <w:r>
-        <w:t xml:space="preserve">* </w:t>
-      </w:r>
+      <w:pPr>
+        <w:numPr>
+          <w:ilvl w:val="0"/>
+          <w:numId w:val="10"/>
+        </w:numPr>
+        <w:rPr>
+          <w:lang w:val="en-PK"/>
+        </w:rPr>
+      </w:pPr>
       <w:proofErr w:type="spellStart"/>
-      <w:proofErr w:type="gramStart"/>
-      <w:r>
-        <w:t>required</w:t>
-      </w:r>
-      <w:proofErr w:type="gramEnd"/>
-      <w:r>
-        <w:t>_fields_total</w:t>
+      <w:r>
+        <w:rPr>
+          <w:lang w:val="en-PK"/>
+        </w:rPr>
+        <w:t>required_fields_total</w:t>
       </w:r>
       <w:proofErr w:type="spellEnd"/>
     </w:p>
     <w:p>
-      <w:r>
-        <w:t xml:space="preserve">* </w:t>
-      </w:r>
+      <w:pPr>
+        <w:numPr>
+          <w:ilvl w:val="0"/>
+          <w:numId w:val="10"/>
+        </w:numPr>
+        <w:rPr>
+          <w:lang w:val="en-PK"/>
+        </w:rPr>
+      </w:pPr>
       <w:proofErr w:type="spellStart"/>
-      <w:proofErr w:type="gramStart"/>
-      <w:r>
-        <w:t>missing</w:t>
-      </w:r>
-      <w:proofErr w:type="gramEnd"/>
-      <w:r>
-        <w:t>_required_fields_count</w:t>
+      <w:r>
+        <w:rPr>
+          <w:lang w:val="en-PK"/>
+        </w:rPr>
+        <w:t>total_documents_attached</w:t>
       </w:r>
       <w:proofErr w:type="spellEnd"/>
     </w:p>
     <w:p>
-      <w:r>
-        <w:t xml:space="preserve">* </w:t>
+      <w:pPr>
+        <w:rPr>
+          <w:lang w:val="en-PK"/>
+        </w:rPr>
+      </w:pPr>
+      <w:r>
+        <w:rPr>
+          <w:lang w:val="en-PK"/>
+        </w:rPr>
+        <w:t>2. Model and Tool References Two machine learning models were implemented:</w:t>
+      </w:r>
+    </w:p>
+    <w:p>
+      <w:pPr>
+        <w:numPr>
+          <w:ilvl w:val="0"/>
+          <w:numId w:val="11"/>
+        </w:numPr>
+        <w:rPr>
+          <w:lang w:val="en-PK"/>
+        </w:rPr>
+      </w:pPr>
+      <w:r>
+        <w:rPr>
+          <w:lang w:val="en-PK"/>
+        </w:rPr>
+        <w:t>Logistic Regression: Imported from scikit-learn. This model was used as a simple and fast baseline classifier.</w:t>
+      </w:r>
+    </w:p>
+    <w:p>
+      <w:pPr>
+        <w:numPr>
+          <w:ilvl w:val="0"/>
+          <w:numId w:val="11"/>
+        </w:numPr>
+        <w:rPr>
+          <w:lang w:val="en-PK"/>
+        </w:rPr>
+      </w:pPr>
+      <w:r>
+        <w:rPr>
+          <w:lang w:val="en-PK"/>
+        </w:rPr>
+        <w:t xml:space="preserve">Random Forest Classifier: Imported from scikit-learn. This model was used because it can handle non-linear patterns </w:t>
+      </w:r>
+      <w:proofErr w:type="gramStart"/>
+      <w:r>
+        <w:rPr>
+          <w:lang w:val="en-PK"/>
+        </w:rPr>
+        <w:t>and also</w:t>
+      </w:r>
+      <w:proofErr w:type="gramEnd"/>
+      <w:r>
+        <w:rPr>
+          <w:lang w:val="en-PK"/>
+        </w:rPr>
+        <w:t xml:space="preserve"> gives feature importance.</w:t>
+      </w:r>
+    </w:p>
+    <w:p>
+      <w:pPr>
+        <w:rPr>
+          <w:lang w:val="en-PK"/>
+        </w:rPr>
+      </w:pPr>
+      <w:r>
+        <w:rPr>
+          <w:lang w:val="en-PK"/>
+        </w:rPr>
+        <w:t>Tools and libraries used:</w:t>
+      </w:r>
+    </w:p>
+    <w:p>
+      <w:pPr>
+        <w:numPr>
+          <w:ilvl w:val="0"/>
+          <w:numId w:val="12"/>
+        </w:numPr>
+        <w:rPr>
+          <w:lang w:val="en-PK"/>
+        </w:rPr>
+      </w:pPr>
+      <w:r>
+        <w:rPr>
+          <w:lang w:val="en-PK"/>
+        </w:rPr>
+        <w:t>pandas for data loading and cleaning</w:t>
+      </w:r>
+    </w:p>
+    <w:p>
+      <w:pPr>
+        <w:numPr>
+          <w:ilvl w:val="0"/>
+          <w:numId w:val="12"/>
+        </w:numPr>
+        <w:rPr>
+          <w:lang w:val="en-PK"/>
+        </w:rPr>
+      </w:pPr>
+      <w:r>
+        <w:rPr>
+          <w:lang w:val="en-PK"/>
+        </w:rPr>
+        <w:t>NumPy for numerical operations</w:t>
+      </w:r>
+    </w:p>
+    <w:p>
+      <w:pPr>
+        <w:numPr>
+          <w:ilvl w:val="0"/>
+          <w:numId w:val="12"/>
+        </w:numPr>
+        <w:rPr>
+          <w:lang w:val="en-PK"/>
+        </w:rPr>
+      </w:pPr>
+      <w:r>
+        <w:rPr>
+          <w:lang w:val="en-PK"/>
+        </w:rPr>
+        <w:t>matplotlib and seaborn for visualization</w:t>
+      </w:r>
+    </w:p>
+    <w:p>
+      <w:pPr>
+        <w:numPr>
+          <w:ilvl w:val="0"/>
+          <w:numId w:val="12"/>
+        </w:numPr>
+        <w:rPr>
+          <w:lang w:val="en-PK"/>
+        </w:rPr>
+      </w:pPr>
+      <w:r>
+        <w:rPr>
+          <w:lang w:val="en-PK"/>
+        </w:rPr>
+        <w:t>scikit-learn for model training and evaluation</w:t>
+      </w:r>
+    </w:p>
+    <w:p>
+      <w:pPr>
+        <w:rPr>
+          <w:lang w:val="en-PK"/>
+        </w:rPr>
+      </w:pPr>
+      <w:r>
+        <w:rPr>
+          <w:lang w:val="en-PK"/>
+        </w:rPr>
+        <w:lastRenderedPageBreak/>
+        <w:t>3. Data Preprocessing and Implementation Before training the models, the dataset was cleaned and prepared properly.</w:t>
+      </w:r>
+    </w:p>
+    <w:p>
+      <w:pPr>
+        <w:rPr>
+          <w:lang w:val="en-PK"/>
+        </w:rPr>
+      </w:pPr>
+      <w:r>
+        <w:rPr>
+          <w:lang w:val="en-PK"/>
+        </w:rPr>
+        <w:t>Steps performed:</w:t>
+      </w:r>
+    </w:p>
+    <w:p>
+      <w:pPr>
+        <w:numPr>
+          <w:ilvl w:val="0"/>
+          <w:numId w:val="13"/>
+        </w:numPr>
+        <w:rPr>
+          <w:lang w:val="en-PK"/>
+        </w:rPr>
+      </w:pPr>
+      <w:r>
+        <w:rPr>
+          <w:lang w:val="en-PK"/>
+        </w:rPr>
+        <w:t xml:space="preserve">Null values were handled in </w:t>
       </w:r>
       <w:proofErr w:type="spellStart"/>
-      <w:proofErr w:type="gramStart"/>
-      <w:r>
-        <w:t>total</w:t>
-      </w:r>
-      <w:proofErr w:type="gramEnd"/>
-      <w:r>
-        <w:t>_documents_attached</w:t>
+      <w:r>
+        <w:rPr>
+          <w:lang w:val="en-PK"/>
+        </w:rPr>
+        <w:t>clinical_note_present</w:t>
       </w:r>
       <w:proofErr w:type="spellEnd"/>
+      <w:r>
+        <w:rPr>
+          <w:lang w:val="en-PK"/>
+        </w:rPr>
+        <w:t xml:space="preserve">, </w:t>
+      </w:r>
+      <w:proofErr w:type="spellStart"/>
+      <w:r>
+        <w:rPr>
+          <w:lang w:val="en-PK"/>
+        </w:rPr>
+        <w:t>lab_report_attached</w:t>
+      </w:r>
+      <w:proofErr w:type="spellEnd"/>
+      <w:r>
+        <w:rPr>
+          <w:lang w:val="en-PK"/>
+        </w:rPr>
+        <w:t xml:space="preserve">, </w:t>
+      </w:r>
+      <w:proofErr w:type="spellStart"/>
+      <w:r>
+        <w:rPr>
+          <w:lang w:val="en-PK"/>
+        </w:rPr>
+        <w:t>referral_attached</w:t>
+      </w:r>
+      <w:proofErr w:type="spellEnd"/>
+      <w:r>
+        <w:rPr>
+          <w:lang w:val="en-PK"/>
+        </w:rPr>
+        <w:t xml:space="preserve">, and </w:t>
+      </w:r>
+      <w:proofErr w:type="spellStart"/>
+      <w:r>
+        <w:rPr>
+          <w:lang w:val="en-PK"/>
+        </w:rPr>
+        <w:t>policy_criteria_checked</w:t>
+      </w:r>
+      <w:proofErr w:type="spellEnd"/>
+      <w:r>
+        <w:rPr>
+          <w:lang w:val="en-PK"/>
+        </w:rPr>
+        <w:t xml:space="preserve"> using the mode value.</w:t>
+      </w:r>
+    </w:p>
+    <w:p>
+      <w:pPr>
+        <w:numPr>
+          <w:ilvl w:val="0"/>
+          <w:numId w:val="13"/>
+        </w:numPr>
+        <w:rPr>
+          <w:lang w:val="en-PK"/>
+        </w:rPr>
+      </w:pPr>
+      <w:r>
+        <w:rPr>
+          <w:lang w:val="en-PK"/>
+        </w:rPr>
+        <w:t xml:space="preserve">Outliers were clipped in </w:t>
+      </w:r>
+      <w:proofErr w:type="spellStart"/>
+      <w:r>
+        <w:rPr>
+          <w:lang w:val="en-PK"/>
+        </w:rPr>
+        <w:t>missing_required_fields_count</w:t>
+      </w:r>
+      <w:proofErr w:type="spellEnd"/>
+      <w:r>
+        <w:rPr>
+          <w:lang w:val="en-PK"/>
+        </w:rPr>
+        <w:t xml:space="preserve"> and </w:t>
+      </w:r>
+      <w:proofErr w:type="spellStart"/>
+      <w:r>
+        <w:rPr>
+          <w:lang w:val="en-PK"/>
+        </w:rPr>
+        <w:t>total_documents_attached</w:t>
+      </w:r>
+      <w:proofErr w:type="spellEnd"/>
+      <w:r>
+        <w:rPr>
+          <w:lang w:val="en-PK"/>
+        </w:rPr>
+        <w:t xml:space="preserve"> using the IQR method.</w:t>
+      </w:r>
+    </w:p>
+    <w:p>
+      <w:pPr>
+        <w:numPr>
+          <w:ilvl w:val="0"/>
+          <w:numId w:val="13"/>
+        </w:numPr>
+        <w:rPr>
+          <w:lang w:val="en-PK"/>
+        </w:rPr>
+      </w:pPr>
+      <w:proofErr w:type="spellStart"/>
+      <w:r>
+        <w:rPr>
+          <w:lang w:val="en-PK"/>
+        </w:rPr>
+        <w:t>case_id</w:t>
+      </w:r>
+      <w:proofErr w:type="spellEnd"/>
+      <w:r>
+        <w:rPr>
+          <w:lang w:val="en-PK"/>
+        </w:rPr>
+        <w:t xml:space="preserve"> was removed because it is only an identifier.</w:t>
+      </w:r>
+    </w:p>
+    <w:p>
+      <w:pPr>
+        <w:numPr>
+          <w:ilvl w:val="0"/>
+          <w:numId w:val="13"/>
+        </w:numPr>
+        <w:rPr>
+          <w:lang w:val="en-PK"/>
+        </w:rPr>
+      </w:pPr>
+      <w:proofErr w:type="spellStart"/>
+      <w:r>
+        <w:rPr>
+          <w:lang w:val="en-PK"/>
+        </w:rPr>
+        <w:t>document_completeness_score_true_synthetic</w:t>
+      </w:r>
+      <w:proofErr w:type="spellEnd"/>
+      <w:r>
+        <w:rPr>
+          <w:lang w:val="en-PK"/>
+        </w:rPr>
+        <w:t xml:space="preserve"> was removed because it would cause data leakage.</w:t>
+      </w:r>
+    </w:p>
+    <w:p>
+      <w:pPr>
+        <w:numPr>
+          <w:ilvl w:val="0"/>
+          <w:numId w:val="13"/>
+        </w:numPr>
+        <w:rPr>
+          <w:lang w:val="en-PK"/>
+        </w:rPr>
+      </w:pPr>
+      <w:proofErr w:type="spellStart"/>
+      <w:r>
+        <w:rPr>
+          <w:lang w:val="en-PK"/>
+        </w:rPr>
+        <w:t>missing_required_fields_count</w:t>
+      </w:r>
+      <w:proofErr w:type="spellEnd"/>
+      <w:r>
+        <w:rPr>
+          <w:lang w:val="en-PK"/>
+        </w:rPr>
+        <w:t xml:space="preserve"> was kept for EDA and outlier handling but excluded from model training. It is a derived summary of the binary document flags already present as features.</w:t>
+      </w:r>
+    </w:p>
+    <w:p>
+      <w:pPr>
+        <w:numPr>
+          <w:ilvl w:val="0"/>
+          <w:numId w:val="13"/>
+        </w:numPr>
+        <w:rPr>
+          <w:lang w:val="en-PK"/>
+        </w:rPr>
+      </w:pPr>
+      <w:proofErr w:type="spellStart"/>
+      <w:r>
+        <w:rPr>
+          <w:lang w:val="en-PK"/>
+        </w:rPr>
+        <w:t>payer_family</w:t>
+      </w:r>
+      <w:proofErr w:type="spellEnd"/>
+      <w:r>
+        <w:rPr>
+          <w:lang w:val="en-PK"/>
+        </w:rPr>
+        <w:t xml:space="preserve">, </w:t>
+      </w:r>
+      <w:proofErr w:type="spellStart"/>
+      <w:r>
+        <w:rPr>
+          <w:lang w:val="en-PK"/>
+        </w:rPr>
+        <w:t>request_type</w:t>
+      </w:r>
+      <w:proofErr w:type="spellEnd"/>
+      <w:r>
+        <w:rPr>
+          <w:lang w:val="en-PK"/>
+        </w:rPr>
+        <w:t xml:space="preserve">, and </w:t>
+      </w:r>
+      <w:proofErr w:type="spellStart"/>
+      <w:r>
+        <w:rPr>
+          <w:lang w:val="en-PK"/>
+        </w:rPr>
+        <w:t>diagnosis_category</w:t>
+      </w:r>
+      <w:proofErr w:type="spellEnd"/>
+      <w:r>
+        <w:rPr>
+          <w:lang w:val="en-PK"/>
+        </w:rPr>
+        <w:t xml:space="preserve"> were one-hot encoded using </w:t>
+      </w:r>
+      <w:proofErr w:type="spellStart"/>
+      <w:r>
+        <w:rPr>
+          <w:lang w:val="en-PK"/>
+        </w:rPr>
+        <w:t>pd.get_dummies</w:t>
+      </w:r>
+      <w:proofErr w:type="spellEnd"/>
+      <w:r>
+        <w:rPr>
+          <w:lang w:val="en-PK"/>
+        </w:rPr>
+        <w:t xml:space="preserve"> so both models could use payer and request type information.</w:t>
+      </w:r>
+    </w:p>
+    <w:p>
+      <w:pPr>
+        <w:numPr>
+          <w:ilvl w:val="0"/>
+          <w:numId w:val="13"/>
+        </w:numPr>
+        <w:rPr>
+          <w:lang w:val="en-PK"/>
+        </w:rPr>
+      </w:pPr>
+      <w:r>
+        <w:rPr>
+          <w:lang w:val="en-PK"/>
+        </w:rPr>
+        <w:t xml:space="preserve">Logistic Regression features were scaled using </w:t>
+      </w:r>
+      <w:proofErr w:type="spellStart"/>
+      <w:r>
+        <w:rPr>
+          <w:lang w:val="en-PK"/>
+        </w:rPr>
+        <w:t>StandardScaler</w:t>
+      </w:r>
+      <w:proofErr w:type="spellEnd"/>
+      <w:r>
+        <w:rPr>
+          <w:lang w:val="en-PK"/>
+        </w:rPr>
+        <w:t xml:space="preserve"> since LR is sensitive to feature magnitude.</w:t>
+      </w:r>
+    </w:p>
+    <w:p>
+      <w:pPr>
+        <w:numPr>
+          <w:ilvl w:val="0"/>
+          <w:numId w:val="13"/>
+        </w:numPr>
+        <w:rPr>
+          <w:lang w:val="en-PK"/>
+        </w:rPr>
+      </w:pPr>
+      <w:r>
+        <w:rPr>
+          <w:lang w:val="en-PK"/>
+        </w:rPr>
+        <w:t>The data was split into 80% training and 20% testing.</w:t>
+      </w:r>
+    </w:p>
+    <w:p>
+      <w:pPr>
+        <w:numPr>
+          <w:ilvl w:val="0"/>
+          <w:numId w:val="13"/>
+        </w:numPr>
+        <w:rPr>
+          <w:lang w:val="en-PK"/>
+        </w:rPr>
+      </w:pPr>
+      <w:r>
+        <w:rPr>
+          <w:lang w:val="en-PK"/>
+        </w:rPr>
+        <w:t>Stratified splitting was used so both Complete and Incomplete classes stayed balanced in train and test data.</w:t>
+      </w:r>
+    </w:p>
+    <w:p>
+      <w:pPr>
+        <w:rPr>
+          <w:lang w:val="en-PK"/>
+        </w:rPr>
+      </w:pPr>
+      <w:r>
+        <w:rPr>
+          <w:lang w:val="en-PK"/>
+        </w:rPr>
+        <w:t>4. Model Evaluation Both models were evaluated using classification metrics:</w:t>
+      </w:r>
+    </w:p>
+    <w:p>
+      <w:pPr>
+        <w:rPr>
+          <w:lang w:val="en-PK"/>
+        </w:rPr>
+      </w:pPr>
+      <w:r>
+        <w:rPr>
+          <w:lang w:val="en-PK"/>
+        </w:rPr>
+        <w:t>Logistic Regression:</w:t>
+      </w:r>
+    </w:p>
+    <w:p>
+      <w:pPr>
+        <w:numPr>
+          <w:ilvl w:val="0"/>
+          <w:numId w:val="14"/>
+        </w:numPr>
+        <w:rPr>
+          <w:lang w:val="en-PK"/>
+        </w:rPr>
+      </w:pPr>
+      <w:r>
+        <w:rPr>
+          <w:lang w:val="en-PK"/>
+        </w:rPr>
+        <w:t>Accuracy: 0.8182</w:t>
+      </w:r>
+    </w:p>
+    <w:p>
+      <w:pPr>
+        <w:numPr>
+          <w:ilvl w:val="0"/>
+          <w:numId w:val="14"/>
+        </w:numPr>
+        <w:rPr>
+          <w:lang w:val="en-PK"/>
+        </w:rPr>
+      </w:pPr>
+      <w:r>
+        <w:rPr>
+          <w:lang w:val="en-PK"/>
+        </w:rPr>
+        <w:t>Precision: 0.8209</w:t>
+      </w:r>
+    </w:p>
+    <w:p>
+      <w:pPr>
+        <w:numPr>
+          <w:ilvl w:val="0"/>
+          <w:numId w:val="14"/>
+        </w:numPr>
+        <w:rPr>
+          <w:lang w:val="en-PK"/>
+        </w:rPr>
+      </w:pPr>
+      <w:r>
+        <w:rPr>
+          <w:lang w:val="en-PK"/>
+        </w:rPr>
+        <w:t>Recall: 0.8501</w:t>
+      </w:r>
+    </w:p>
+    <w:p>
+      <w:pPr>
+        <w:numPr>
+          <w:ilvl w:val="0"/>
+          <w:numId w:val="14"/>
+        </w:numPr>
+        <w:rPr>
+          <w:lang w:val="en-PK"/>
+        </w:rPr>
+      </w:pPr>
+      <w:r>
+        <w:rPr>
+          <w:lang w:val="en-PK"/>
+        </w:rPr>
+        <w:t>F1 Score: 0.8352</w:t>
+      </w:r>
+    </w:p>
+    <w:p>
+      <w:pPr>
+        <w:rPr>
+          <w:lang w:val="en-PK"/>
+        </w:rPr>
+      </w:pPr>
+      <w:r>
+        <w:rPr>
+          <w:lang w:val="en-PK"/>
+        </w:rPr>
+        <w:t>Random Forest Classifier:</w:t>
+      </w:r>
+    </w:p>
+    <w:p>
+      <w:pPr>
+        <w:numPr>
+          <w:ilvl w:val="0"/>
+          <w:numId w:val="15"/>
+        </w:numPr>
+        <w:rPr>
+          <w:lang w:val="en-PK"/>
+        </w:rPr>
+      </w:pPr>
+      <w:r>
+        <w:rPr>
+          <w:lang w:val="en-PK"/>
+        </w:rPr>
+        <w:t>Accuracy: 0.8730</w:t>
+      </w:r>
+    </w:p>
+    <w:p>
+      <w:pPr>
+        <w:numPr>
+          <w:ilvl w:val="0"/>
+          <w:numId w:val="15"/>
+        </w:numPr>
+        <w:rPr>
+          <w:lang w:val="en-PK"/>
+        </w:rPr>
+      </w:pPr>
+      <w:r>
+        <w:rPr>
+          <w:lang w:val="en-PK"/>
+        </w:rPr>
+        <w:t>Precision: 0.8786</w:t>
+      </w:r>
+    </w:p>
+    <w:p>
+      <w:pPr>
+        <w:numPr>
+          <w:ilvl w:val="0"/>
+          <w:numId w:val="15"/>
+        </w:numPr>
+        <w:rPr>
+          <w:lang w:val="en-PK"/>
+        </w:rPr>
+      </w:pPr>
+      <w:r>
+        <w:rPr>
+          <w:lang w:val="en-PK"/>
+        </w:rPr>
+        <w:t>Recall: 0.8885</w:t>
+      </w:r>
+    </w:p>
+    <w:p>
+      <w:pPr>
+        <w:numPr>
+          <w:ilvl w:val="0"/>
+          <w:numId w:val="15"/>
+        </w:numPr>
+        <w:rPr>
+          <w:lang w:val="en-PK"/>
+        </w:rPr>
+      </w:pPr>
+      <w:r>
+        <w:rPr>
+          <w:lang w:val="en-PK"/>
+        </w:rPr>
+        <w:t>F1 Score: 0.8835</w:t>
+      </w:r>
+    </w:p>
+    <w:p>
+      <w:pPr>
+        <w:rPr>
+          <w:lang w:val="en-PK"/>
+        </w:rPr>
+      </w:pPr>
+      <w:r>
+        <w:rPr>
+          <w:lang w:val="en-PK"/>
+        </w:rPr>
+        <w:t>5. Comparison of the Models Logistic Regression:</w:t>
+      </w:r>
+    </w:p>
+    <w:p>
+      <w:pPr>
+        <w:numPr>
+          <w:ilvl w:val="0"/>
+          <w:numId w:val="16"/>
+        </w:numPr>
+        <w:rPr>
+          <w:lang w:val="en-PK"/>
+        </w:rPr>
+      </w:pPr>
+      <w:r>
+        <w:rPr>
+          <w:lang w:val="en-PK"/>
+        </w:rPr>
+        <w:lastRenderedPageBreak/>
+        <w:t>Strengths: Simple, fast, and easy to understand.</w:t>
+      </w:r>
+    </w:p>
+    <w:p>
+      <w:pPr>
+        <w:numPr>
+          <w:ilvl w:val="0"/>
+          <w:numId w:val="16"/>
+        </w:numPr>
+        <w:rPr>
+          <w:lang w:val="en-PK"/>
+        </w:rPr>
+      </w:pPr>
+      <w:r>
+        <w:rPr>
+          <w:lang w:val="en-PK"/>
+        </w:rPr>
+        <w:t>Weaknesses: It can only add up weighted features independently and cannot capture complex relationships between multiple missing documents at the same time.</w:t>
+      </w:r>
+    </w:p>
+    <w:p>
+      <w:pPr>
+        <w:rPr>
+          <w:lang w:val="en-PK"/>
+        </w:rPr>
+      </w:pPr>
+      <w:r>
+        <w:rPr>
+          <w:lang w:val="en-PK"/>
+        </w:rPr>
+        <w:t>Random Forest Classifier:</w:t>
+      </w:r>
+    </w:p>
+    <w:p>
+      <w:pPr>
+        <w:numPr>
+          <w:ilvl w:val="0"/>
+          <w:numId w:val="17"/>
+        </w:numPr>
+        <w:rPr>
+          <w:lang w:val="en-PK"/>
+        </w:rPr>
+      </w:pPr>
+      <w:r>
+        <w:rPr>
+          <w:lang w:val="en-PK"/>
+        </w:rPr>
+        <w:t>Strengths: Handles non-linear patterns, gives feature importance, and performed better on this dataset across all metrics.</w:t>
+      </w:r>
+    </w:p>
+    <w:p>
+      <w:pPr>
+        <w:numPr>
+          <w:ilvl w:val="0"/>
+          <w:numId w:val="17"/>
+        </w:numPr>
+        <w:rPr>
+          <w:lang w:val="en-PK"/>
+        </w:rPr>
+      </w:pPr>
+      <w:r>
+        <w:rPr>
+          <w:lang w:val="en-PK"/>
+        </w:rPr>
+        <w:t>Weaknesses: Slower to train and harder to interpret compared to Logistic Regression.</w:t>
+      </w:r>
+    </w:p>
+    <w:p>
+      <w:pPr>
+        <w:rPr>
+          <w:lang w:val="en-PK"/>
+        </w:rPr>
+      </w:pPr>
+      <w:r>
+        <w:rPr>
+          <w:lang w:val="en-PK"/>
+        </w:rPr>
+        <w:t xml:space="preserve">The most important features in Random Forest were </w:t>
+      </w:r>
+      <w:proofErr w:type="spellStart"/>
+      <w:r>
+        <w:rPr>
+          <w:lang w:val="en-PK"/>
+        </w:rPr>
+        <w:t>pa_form_signed</w:t>
+      </w:r>
+      <w:proofErr w:type="spellEnd"/>
+      <w:r>
+        <w:rPr>
+          <w:lang w:val="en-PK"/>
+        </w:rPr>
+        <w:t xml:space="preserve">, </w:t>
+      </w:r>
+      <w:proofErr w:type="spellStart"/>
+      <w:r>
+        <w:rPr>
+          <w:lang w:val="en-PK"/>
+        </w:rPr>
+        <w:t>clinical_note_present</w:t>
+      </w:r>
+      <w:proofErr w:type="spellEnd"/>
+      <w:r>
+        <w:rPr>
+          <w:lang w:val="en-PK"/>
+        </w:rPr>
+        <w:t xml:space="preserve">, and </w:t>
+      </w:r>
+      <w:proofErr w:type="spellStart"/>
+      <w:r>
+        <w:rPr>
+          <w:lang w:val="en-PK"/>
+        </w:rPr>
+        <w:t>policy_criteria_checked</w:t>
+      </w:r>
+      <w:proofErr w:type="spellEnd"/>
+      <w:r>
+        <w:rPr>
+          <w:lang w:val="en-PK"/>
+        </w:rPr>
+        <w:t xml:space="preserve">. With </w:t>
+      </w:r>
+      <w:proofErr w:type="spellStart"/>
+      <w:r>
+        <w:rPr>
+          <w:lang w:val="en-PK"/>
+        </w:rPr>
+        <w:t>missing_required_fields_count</w:t>
+      </w:r>
+      <w:proofErr w:type="spellEnd"/>
+      <w:r>
+        <w:rPr>
+          <w:lang w:val="en-PK"/>
+        </w:rPr>
+        <w:t xml:space="preserve"> removed from training, the model was forced to learn from the individual document flags, which is exactly where Random Forest excels — it builds trees that capture combinations like "if </w:t>
+      </w:r>
+      <w:proofErr w:type="spellStart"/>
+      <w:r>
+        <w:rPr>
+          <w:lang w:val="en-PK"/>
+        </w:rPr>
+        <w:t>pa_form_signed</w:t>
+      </w:r>
+      <w:proofErr w:type="spellEnd"/>
+      <w:r>
+        <w:rPr>
+          <w:lang w:val="en-PK"/>
+        </w:rPr>
+        <w:t xml:space="preserve"> and </w:t>
+      </w:r>
+      <w:proofErr w:type="spellStart"/>
+      <w:r>
+        <w:rPr>
+          <w:lang w:val="en-PK"/>
+        </w:rPr>
+        <w:t>clinical_note_present</w:t>
+      </w:r>
+      <w:proofErr w:type="spellEnd"/>
+      <w:r>
+        <w:rPr>
+          <w:lang w:val="en-PK"/>
+        </w:rPr>
+        <w:t xml:space="preserve"> are both missing, the case fails."</w:t>
+      </w:r>
+    </w:p>
+    <w:p>
+      <w:pPr>
+        <w:rPr>
+          <w:lang w:val="en-PK"/>
+        </w:rPr>
+      </w:pPr>
+      <w:r>
+        <w:rPr>
+          <w:lang w:val="en-PK"/>
+        </w:rPr>
+        <w:t>6. Conclusion: Which Model Works Better? Random Forest works better for this dataset.</w:t>
+      </w:r>
+    </w:p>
+    <w:p>
+      <w:pPr>
+        <w:rPr>
+          <w:lang w:val="en-PK"/>
+        </w:rPr>
+      </w:pPr>
+      <w:r>
+        <w:rPr>
+          <w:lang w:val="en-PK"/>
+        </w:rPr>
+        <w:t>It performed better than Logistic Regression in Accuracy, Precision, Recall, and F1 Score across all metrics. Since this project is about detecting whether a prior authorization file is complete or incomplete, Recall and F1 Score are especially important.</w:t>
+      </w:r>
+    </w:p>
+    <w:p>
+      <w:pPr>
+        <w:rPr>
+          <w:lang w:val="en-PK"/>
+        </w:rPr>
+      </w:pPr>
+      <w:r>
+        <w:rPr>
+          <w:lang w:val="en-PK"/>
+        </w:rPr>
+        <w:t>Random Forest gave the best overall result with an F1 Score of 0.8835, so it is the better model for this notebook.</w:t>
+      </w:r>
     </w:p>
     <w:p/>
-    <w:p>
-      <w:r>
-        <w:t>2. Model and Tool References</w:t>
-      </w:r>
-    </w:p>
-    <w:p>
-      <w:r>
-        <w:t>Two machine learning models were implemented:</w:t>
-      </w:r>
-    </w:p>
-    <w:p/>
-    <w:p>
-      <w:r>
-        <w:lastRenderedPageBreak/>
-        <w:t>* Logistic Regression:</w:t>
-      </w:r>
-    </w:p>
-    <w:p>
-      <w:r>
-        <w:t xml:space="preserve">  Imported from scikit-learn. This model was used as a simple and fast baseline classifier.</w:t>
-      </w:r>
-    </w:p>
-    <w:p/>
-    <w:p>
-      <w:r>
-        <w:t>* Random Forest Classifier:</w:t>
-      </w:r>
-    </w:p>
-    <w:p>
-      <w:r>
-        <w:t xml:space="preserve">  Imported from scikit-learn. This model was used because it can handle non-linear patterns </w:t>
-      </w:r>
-      <w:proofErr w:type="gramStart"/>
-      <w:r>
-        <w:t>and also</w:t>
-      </w:r>
-      <w:proofErr w:type="gramEnd"/>
-      <w:r>
-        <w:t xml:space="preserve"> gives feature importance.</w:t>
-      </w:r>
-    </w:p>
-    <w:p/>
-    <w:p>
-      <w:r>
-        <w:t>Tools and libraries used:</w:t>
-      </w:r>
-    </w:p>
-    <w:p>
-      <w:r>
-        <w:t xml:space="preserve">* </w:t>
-      </w:r>
-      <w:proofErr w:type="gramStart"/>
-      <w:r>
-        <w:t>pandas</w:t>
-      </w:r>
-      <w:proofErr w:type="gramEnd"/>
-      <w:r>
-        <w:t xml:space="preserve"> for data loading and cleaning</w:t>
-      </w:r>
-    </w:p>
-    <w:p>
-      <w:r>
-        <w:t>* NumPy for numerical operations</w:t>
-      </w:r>
-    </w:p>
-    <w:p>
-      <w:r>
-        <w:t xml:space="preserve">* </w:t>
-      </w:r>
-      <w:proofErr w:type="gramStart"/>
-      <w:r>
-        <w:t>matplotlib</w:t>
-      </w:r>
-      <w:proofErr w:type="gramEnd"/>
-      <w:r>
-        <w:t xml:space="preserve"> and seaborn for visualization</w:t>
-      </w:r>
-    </w:p>
-    <w:p>
-      <w:r>
-        <w:t xml:space="preserve">* </w:t>
-      </w:r>
-      <w:proofErr w:type="gramStart"/>
-      <w:r>
-        <w:t>scikit</w:t>
-      </w:r>
-      <w:proofErr w:type="gramEnd"/>
-      <w:r>
-        <w:t>-learn for model training and evaluation</w:t>
-      </w:r>
-    </w:p>
-    <w:p/>
-    <w:p>
-      <w:r>
-        <w:t>3. Data Preprocessing and Implementation</w:t>
-      </w:r>
-    </w:p>
-    <w:p>
-      <w:r>
-        <w:t>Before training the models, the dataset was cleaned and prepared properly.</w:t>
-      </w:r>
-    </w:p>
-    <w:p/>
-    <w:p>
-      <w:r>
-        <w:t>Steps performed:</w:t>
-      </w:r>
-    </w:p>
-    <w:p>
-      <w:r>
-        <w:t xml:space="preserve">* Null values were handled in </w:t>
-      </w:r>
-      <w:proofErr w:type="spellStart"/>
-      <w:r>
-        <w:t>clinical_note_present</w:t>
-      </w:r>
-      <w:proofErr w:type="spellEnd"/>
-      <w:r>
-        <w:t xml:space="preserve">, </w:t>
-      </w:r>
-      <w:proofErr w:type="spellStart"/>
-      <w:r>
-        <w:t>lab_report_attached</w:t>
-      </w:r>
-      <w:proofErr w:type="spellEnd"/>
-      <w:r>
-        <w:t xml:space="preserve">, </w:t>
-      </w:r>
-      <w:proofErr w:type="spellStart"/>
-      <w:r>
-        <w:t>referral_attached</w:t>
-      </w:r>
-      <w:proofErr w:type="spellEnd"/>
-      <w:r>
-        <w:t xml:space="preserve">, and </w:t>
-      </w:r>
-      <w:proofErr w:type="spellStart"/>
-      <w:r>
-        <w:t>policy_criteria_checked</w:t>
-      </w:r>
-      <w:proofErr w:type="spellEnd"/>
-      <w:r>
-        <w:t xml:space="preserve"> using the mode value.</w:t>
-      </w:r>
-    </w:p>
-    <w:p>
-      <w:r>
-        <w:t xml:space="preserve">* Outliers were clipped in </w:t>
-      </w:r>
-      <w:proofErr w:type="spellStart"/>
-      <w:r>
-        <w:t>missing_required_fields_count</w:t>
-      </w:r>
-      <w:proofErr w:type="spellEnd"/>
-      <w:r>
-        <w:t xml:space="preserve"> and </w:t>
-      </w:r>
-      <w:proofErr w:type="spellStart"/>
-      <w:r>
-        <w:t>total_documents_attached</w:t>
-      </w:r>
-      <w:proofErr w:type="spellEnd"/>
-      <w:r>
-        <w:t xml:space="preserve"> using the IQR method.</w:t>
-      </w:r>
-    </w:p>
-    <w:p>
-      <w:r>
-        <w:t xml:space="preserve">* </w:t>
-      </w:r>
-      <w:proofErr w:type="spellStart"/>
-      <w:proofErr w:type="gramStart"/>
-      <w:r>
-        <w:t>case</w:t>
-      </w:r>
-      <w:proofErr w:type="gramEnd"/>
-      <w:r>
-        <w:t>_id</w:t>
-      </w:r>
-      <w:proofErr w:type="spellEnd"/>
-      <w:r>
-        <w:t xml:space="preserve"> was removed because it is only an identifier.</w:t>
-      </w:r>
-    </w:p>
-    <w:p>
-      <w:r>
-        <w:t xml:space="preserve">* </w:t>
-      </w:r>
-      <w:proofErr w:type="spellStart"/>
-      <w:proofErr w:type="gramStart"/>
-      <w:r>
-        <w:t>document</w:t>
-      </w:r>
-      <w:proofErr w:type="gramEnd"/>
-      <w:r>
-        <w:t>_completeness_score_true_synthetic</w:t>
-      </w:r>
-      <w:proofErr w:type="spellEnd"/>
-      <w:r>
-        <w:t xml:space="preserve"> was removed because it would cause data leakage.</w:t>
-      </w:r>
-    </w:p>
-    <w:p>
-      <w:r>
-        <w:t xml:space="preserve">* </w:t>
-      </w:r>
-      <w:proofErr w:type="spellStart"/>
-      <w:proofErr w:type="gramStart"/>
-      <w:r>
-        <w:t>payer</w:t>
-      </w:r>
-      <w:proofErr w:type="gramEnd"/>
-      <w:r>
-        <w:t>_family</w:t>
-      </w:r>
-      <w:proofErr w:type="spellEnd"/>
-      <w:r>
-        <w:t xml:space="preserve">, </w:t>
-      </w:r>
-      <w:proofErr w:type="spellStart"/>
-      <w:r>
-        <w:t>request_type</w:t>
-      </w:r>
-      <w:proofErr w:type="spellEnd"/>
-      <w:r>
-        <w:t xml:space="preserve">, and </w:t>
-      </w:r>
-      <w:proofErr w:type="spellStart"/>
-      <w:r>
-        <w:t>diagnosis_category</w:t>
-      </w:r>
-      <w:proofErr w:type="spellEnd"/>
-      <w:r>
-        <w:t xml:space="preserve"> were removed to keep the model focused on numeric and binary document-related features.</w:t>
-      </w:r>
-    </w:p>
-    <w:p>
-      <w:r>
-        <w:t>* The data was split into 80% training and 20% testing.</w:t>
-      </w:r>
-    </w:p>
-    <w:p>
-      <w:r>
-        <w:t>* Stratified splitting was used so both Complete and Incomplete classes stayed balanced in train and test data.</w:t>
-      </w:r>
-    </w:p>
-    <w:p/>
-    <w:p>
-      <w:r>
-        <w:t>4. Model Evaluation</w:t>
-      </w:r>
-    </w:p>
-    <w:p>
-      <w:r>
-        <w:lastRenderedPageBreak/>
-        <w:t>Both models were evaluated using classification metrics:</w:t>
-      </w:r>
-    </w:p>
-    <w:p/>
-    <w:p>
-      <w:r>
-        <w:t>Logistic Regression:</w:t>
-      </w:r>
-    </w:p>
-    <w:p>
-      <w:r>
-        <w:t>* Accuracy: 0.8858</w:t>
-      </w:r>
-    </w:p>
-    <w:p>
-      <w:r>
-        <w:t>* Precision: 0.8799</w:t>
-      </w:r>
-    </w:p>
-    <w:p>
-      <w:r>
-        <w:t>* Recall: 0.9141</w:t>
-      </w:r>
-    </w:p>
-    <w:p>
-      <w:r>
-        <w:t>* F1 Score: 0.8967</w:t>
-      </w:r>
-    </w:p>
-    <w:p/>
-    <w:p>
-      <w:r>
-        <w:t>Random Forest Classifier:</w:t>
-      </w:r>
-    </w:p>
-    <w:p>
-      <w:r>
-        <w:t>* Accuracy: 0.8777</w:t>
-      </w:r>
-    </w:p>
-    <w:p>
-      <w:r>
-        <w:t>* Precision: 0.8712</w:t>
-      </w:r>
-    </w:p>
-    <w:p>
-      <w:r>
-        <w:t>* Recall: 0.9086</w:t>
-      </w:r>
-    </w:p>
-    <w:p>
-      <w:r>
-        <w:t>* F1 Score: 0.8895</w:t>
-      </w:r>
-    </w:p>
-    <w:p/>
-    <w:p>
-      <w:r>
-        <w:t xml:space="preserve">5. Comparison of </w:t>
-      </w:r>
-      <w:proofErr w:type="gramStart"/>
-      <w:r>
-        <w:t>the Models</w:t>
-      </w:r>
-      <w:proofErr w:type="gramEnd"/>
-    </w:p>
-    <w:p>
-      <w:r>
-        <w:t>Logistic Regression:</w:t>
-      </w:r>
-    </w:p>
-    <w:p>
-      <w:r>
-        <w:t>* Strengths: Simple, fast, easy to understand, and gave better results on this dataset.</w:t>
-      </w:r>
-    </w:p>
-    <w:p>
-      <w:r>
-        <w:t xml:space="preserve">* Weaknesses: It may not capture very </w:t>
-      </w:r>
-      <w:proofErr w:type="gramStart"/>
-      <w:r>
-        <w:t>complex feature</w:t>
-      </w:r>
-      <w:proofErr w:type="gramEnd"/>
-      <w:r>
-        <w:t xml:space="preserve"> relationships.</w:t>
-      </w:r>
-    </w:p>
-    <w:p/>
-    <w:p>
-      <w:r>
-        <w:t>Random Forest Classifier:</w:t>
-      </w:r>
-    </w:p>
-    <w:p>
-      <w:r>
-        <w:t>* Strengths: Handles non-linear patterns and gives feature importance.</w:t>
-      </w:r>
-    </w:p>
-    <w:p>
-      <w:r>
-        <w:t>* Weaknesses: It performed slightly lower than Logistic Regression in this notebook.</w:t>
-      </w:r>
-    </w:p>
-    <w:p/>
-    <w:p>
-      <w:r>
-        <w:t xml:space="preserve">The most important feature in Random Forest was </w:t>
-      </w:r>
-      <w:proofErr w:type="spellStart"/>
-      <w:r>
-        <w:t>missing_required_fields_count</w:t>
-      </w:r>
-      <w:proofErr w:type="spellEnd"/>
-      <w:r>
-        <w:t>, which makes sense because missing required fields directly affect whether a case is complete or incomplete.</w:t>
-      </w:r>
-    </w:p>
-    <w:p/>
-    <w:p>
-      <w:r>
-        <w:t>6. Conclusion: Which Model Works Better?</w:t>
-      </w:r>
-    </w:p>
-    <w:p>
-      <w:r>
-        <w:t>Logistic Regression works better for this dataset.</w:t>
-      </w:r>
-    </w:p>
-    <w:p/>
-    <w:p>
-      <w:r>
-        <w:t>It performed slightly better than Random Forest in Accuracy, Precision, Recall, and F1 Score. Since this project is about detecting whether a prior authorization file is complete or incomplete, Recall and F1 Score are especially important.</w:t>
-      </w:r>
-    </w:p>
-    <w:p/>
-    <w:p>
-      <w:r>
-        <w:t>Logistic Regression gave the best overall result with an F1 Score of 0.8967, so it is the better model for this notebook.</w:t>
-      </w:r>
-    </w:p>
     <w:sectPr>
       <w:pgSz w:w="12240" w:h="15840"/>
       <w:pgMar w:top="1008" w:right="1152" w:bottom="1008" w:left="1152" w:header="720" w:footer="720" w:gutter="0"/>
@@ -1395,6 +1968,1198 @@
       </w:pPr>
       <w:rPr>
         <w:rFonts w:ascii="Symbol" w:hAnsi="Symbol" w:hint="default"/>
+      </w:rPr>
+    </w:lvl>
+  </w:abstractNum>
+  <w:abstractNum w:abstractNumId="9" w15:restartNumberingAfterBreak="0">
+    <w:nsid w:val="06D26094"/>
+    <w:multiLevelType w:val="multilevel"/>
+    <w:tmpl w:val="8FF63A58"/>
+    <w:lvl w:ilvl="0">
+      <w:start w:val="1"/>
+      <w:numFmt w:val="bullet"/>
+      <w:lvlText w:val=""/>
+      <w:lvlJc w:val="left"/>
+      <w:pPr>
+        <w:tabs>
+          <w:tab w:val="num" w:pos="720"/>
+        </w:tabs>
+        <w:ind w:left="720" w:hanging="360"/>
+      </w:pPr>
+      <w:rPr>
+        <w:rFonts w:ascii="Symbol" w:hAnsi="Symbol" w:hint="default"/>
+        <w:sz w:val="20"/>
+      </w:rPr>
+    </w:lvl>
+    <w:lvl w:ilvl="1" w:tentative="1">
+      <w:start w:val="1"/>
+      <w:numFmt w:val="bullet"/>
+      <w:lvlText w:val="o"/>
+      <w:lvlJc w:val="left"/>
+      <w:pPr>
+        <w:tabs>
+          <w:tab w:val="num" w:pos="1440"/>
+        </w:tabs>
+        <w:ind w:left="1440" w:hanging="360"/>
+      </w:pPr>
+      <w:rPr>
+        <w:rFonts w:ascii="Courier New" w:hAnsi="Courier New" w:hint="default"/>
+        <w:sz w:val="20"/>
+      </w:rPr>
+    </w:lvl>
+    <w:lvl w:ilvl="2" w:tentative="1">
+      <w:start w:val="1"/>
+      <w:numFmt w:val="bullet"/>
+      <w:lvlText w:val=""/>
+      <w:lvlJc w:val="left"/>
+      <w:pPr>
+        <w:tabs>
+          <w:tab w:val="num" w:pos="2160"/>
+        </w:tabs>
+        <w:ind w:left="2160" w:hanging="360"/>
+      </w:pPr>
+      <w:rPr>
+        <w:rFonts w:ascii="Wingdings" w:hAnsi="Wingdings" w:hint="default"/>
+        <w:sz w:val="20"/>
+      </w:rPr>
+    </w:lvl>
+    <w:lvl w:ilvl="3" w:tentative="1">
+      <w:start w:val="1"/>
+      <w:numFmt w:val="bullet"/>
+      <w:lvlText w:val=""/>
+      <w:lvlJc w:val="left"/>
+      <w:pPr>
+        <w:tabs>
+          <w:tab w:val="num" w:pos="2880"/>
+        </w:tabs>
+        <w:ind w:left="2880" w:hanging="360"/>
+      </w:pPr>
+      <w:rPr>
+        <w:rFonts w:ascii="Wingdings" w:hAnsi="Wingdings" w:hint="default"/>
+        <w:sz w:val="20"/>
+      </w:rPr>
+    </w:lvl>
+    <w:lvl w:ilvl="4" w:tentative="1">
+      <w:start w:val="1"/>
+      <w:numFmt w:val="bullet"/>
+      <w:lvlText w:val=""/>
+      <w:lvlJc w:val="left"/>
+      <w:pPr>
+        <w:tabs>
+          <w:tab w:val="num" w:pos="3600"/>
+        </w:tabs>
+        <w:ind w:left="3600" w:hanging="360"/>
+      </w:pPr>
+      <w:rPr>
+        <w:rFonts w:ascii="Wingdings" w:hAnsi="Wingdings" w:hint="default"/>
+        <w:sz w:val="20"/>
+      </w:rPr>
+    </w:lvl>
+    <w:lvl w:ilvl="5" w:tentative="1">
+      <w:start w:val="1"/>
+      <w:numFmt w:val="bullet"/>
+      <w:lvlText w:val=""/>
+      <w:lvlJc w:val="left"/>
+      <w:pPr>
+        <w:tabs>
+          <w:tab w:val="num" w:pos="4320"/>
+        </w:tabs>
+        <w:ind w:left="4320" w:hanging="360"/>
+      </w:pPr>
+      <w:rPr>
+        <w:rFonts w:ascii="Wingdings" w:hAnsi="Wingdings" w:hint="default"/>
+        <w:sz w:val="20"/>
+      </w:rPr>
+    </w:lvl>
+    <w:lvl w:ilvl="6" w:tentative="1">
+      <w:start w:val="1"/>
+      <w:numFmt w:val="bullet"/>
+      <w:lvlText w:val=""/>
+      <w:lvlJc w:val="left"/>
+      <w:pPr>
+        <w:tabs>
+          <w:tab w:val="num" w:pos="5040"/>
+        </w:tabs>
+        <w:ind w:left="5040" w:hanging="360"/>
+      </w:pPr>
+      <w:rPr>
+        <w:rFonts w:ascii="Wingdings" w:hAnsi="Wingdings" w:hint="default"/>
+        <w:sz w:val="20"/>
+      </w:rPr>
+    </w:lvl>
+    <w:lvl w:ilvl="7" w:tentative="1">
+      <w:start w:val="1"/>
+      <w:numFmt w:val="bullet"/>
+      <w:lvlText w:val=""/>
+      <w:lvlJc w:val="left"/>
+      <w:pPr>
+        <w:tabs>
+          <w:tab w:val="num" w:pos="5760"/>
+        </w:tabs>
+        <w:ind w:left="5760" w:hanging="360"/>
+      </w:pPr>
+      <w:rPr>
+        <w:rFonts w:ascii="Wingdings" w:hAnsi="Wingdings" w:hint="default"/>
+        <w:sz w:val="20"/>
+      </w:rPr>
+    </w:lvl>
+    <w:lvl w:ilvl="8" w:tentative="1">
+      <w:start w:val="1"/>
+      <w:numFmt w:val="bullet"/>
+      <w:lvlText w:val=""/>
+      <w:lvlJc w:val="left"/>
+      <w:pPr>
+        <w:tabs>
+          <w:tab w:val="num" w:pos="6480"/>
+        </w:tabs>
+        <w:ind w:left="6480" w:hanging="360"/>
+      </w:pPr>
+      <w:rPr>
+        <w:rFonts w:ascii="Wingdings" w:hAnsi="Wingdings" w:hint="default"/>
+        <w:sz w:val="20"/>
+      </w:rPr>
+    </w:lvl>
+  </w:abstractNum>
+  <w:abstractNum w:abstractNumId="10" w15:restartNumberingAfterBreak="0">
+    <w:nsid w:val="08A00865"/>
+    <w:multiLevelType w:val="multilevel"/>
+    <w:tmpl w:val="8F88D906"/>
+    <w:lvl w:ilvl="0">
+      <w:start w:val="1"/>
+      <w:numFmt w:val="bullet"/>
+      <w:lvlText w:val=""/>
+      <w:lvlJc w:val="left"/>
+      <w:pPr>
+        <w:tabs>
+          <w:tab w:val="num" w:pos="720"/>
+        </w:tabs>
+        <w:ind w:left="720" w:hanging="360"/>
+      </w:pPr>
+      <w:rPr>
+        <w:rFonts w:ascii="Symbol" w:hAnsi="Symbol" w:hint="default"/>
+        <w:sz w:val="20"/>
+      </w:rPr>
+    </w:lvl>
+    <w:lvl w:ilvl="1" w:tentative="1">
+      <w:start w:val="1"/>
+      <w:numFmt w:val="bullet"/>
+      <w:lvlText w:val="o"/>
+      <w:lvlJc w:val="left"/>
+      <w:pPr>
+        <w:tabs>
+          <w:tab w:val="num" w:pos="1440"/>
+        </w:tabs>
+        <w:ind w:left="1440" w:hanging="360"/>
+      </w:pPr>
+      <w:rPr>
+        <w:rFonts w:ascii="Courier New" w:hAnsi="Courier New" w:hint="default"/>
+        <w:sz w:val="20"/>
+      </w:rPr>
+    </w:lvl>
+    <w:lvl w:ilvl="2" w:tentative="1">
+      <w:start w:val="1"/>
+      <w:numFmt w:val="bullet"/>
+      <w:lvlText w:val=""/>
+      <w:lvlJc w:val="left"/>
+      <w:pPr>
+        <w:tabs>
+          <w:tab w:val="num" w:pos="2160"/>
+        </w:tabs>
+        <w:ind w:left="2160" w:hanging="360"/>
+      </w:pPr>
+      <w:rPr>
+        <w:rFonts w:ascii="Wingdings" w:hAnsi="Wingdings" w:hint="default"/>
+        <w:sz w:val="20"/>
+      </w:rPr>
+    </w:lvl>
+    <w:lvl w:ilvl="3" w:tentative="1">
+      <w:start w:val="1"/>
+      <w:numFmt w:val="bullet"/>
+      <w:lvlText w:val=""/>
+      <w:lvlJc w:val="left"/>
+      <w:pPr>
+        <w:tabs>
+          <w:tab w:val="num" w:pos="2880"/>
+        </w:tabs>
+        <w:ind w:left="2880" w:hanging="360"/>
+      </w:pPr>
+      <w:rPr>
+        <w:rFonts w:ascii="Wingdings" w:hAnsi="Wingdings" w:hint="default"/>
+        <w:sz w:val="20"/>
+      </w:rPr>
+    </w:lvl>
+    <w:lvl w:ilvl="4" w:tentative="1">
+      <w:start w:val="1"/>
+      <w:numFmt w:val="bullet"/>
+      <w:lvlText w:val=""/>
+      <w:lvlJc w:val="left"/>
+      <w:pPr>
+        <w:tabs>
+          <w:tab w:val="num" w:pos="3600"/>
+        </w:tabs>
+        <w:ind w:left="3600" w:hanging="360"/>
+      </w:pPr>
+      <w:rPr>
+        <w:rFonts w:ascii="Wingdings" w:hAnsi="Wingdings" w:hint="default"/>
+        <w:sz w:val="20"/>
+      </w:rPr>
+    </w:lvl>
+    <w:lvl w:ilvl="5" w:tentative="1">
+      <w:start w:val="1"/>
+      <w:numFmt w:val="bullet"/>
+      <w:lvlText w:val=""/>
+      <w:lvlJc w:val="left"/>
+      <w:pPr>
+        <w:tabs>
+          <w:tab w:val="num" w:pos="4320"/>
+        </w:tabs>
+        <w:ind w:left="4320" w:hanging="360"/>
+      </w:pPr>
+      <w:rPr>
+        <w:rFonts w:ascii="Wingdings" w:hAnsi="Wingdings" w:hint="default"/>
+        <w:sz w:val="20"/>
+      </w:rPr>
+    </w:lvl>
+    <w:lvl w:ilvl="6" w:tentative="1">
+      <w:start w:val="1"/>
+      <w:numFmt w:val="bullet"/>
+      <w:lvlText w:val=""/>
+      <w:lvlJc w:val="left"/>
+      <w:pPr>
+        <w:tabs>
+          <w:tab w:val="num" w:pos="5040"/>
+        </w:tabs>
+        <w:ind w:left="5040" w:hanging="360"/>
+      </w:pPr>
+      <w:rPr>
+        <w:rFonts w:ascii="Wingdings" w:hAnsi="Wingdings" w:hint="default"/>
+        <w:sz w:val="20"/>
+      </w:rPr>
+    </w:lvl>
+    <w:lvl w:ilvl="7" w:tentative="1">
+      <w:start w:val="1"/>
+      <w:numFmt w:val="bullet"/>
+      <w:lvlText w:val=""/>
+      <w:lvlJc w:val="left"/>
+      <w:pPr>
+        <w:tabs>
+          <w:tab w:val="num" w:pos="5760"/>
+        </w:tabs>
+        <w:ind w:left="5760" w:hanging="360"/>
+      </w:pPr>
+      <w:rPr>
+        <w:rFonts w:ascii="Wingdings" w:hAnsi="Wingdings" w:hint="default"/>
+        <w:sz w:val="20"/>
+      </w:rPr>
+    </w:lvl>
+    <w:lvl w:ilvl="8" w:tentative="1">
+      <w:start w:val="1"/>
+      <w:numFmt w:val="bullet"/>
+      <w:lvlText w:val=""/>
+      <w:lvlJc w:val="left"/>
+      <w:pPr>
+        <w:tabs>
+          <w:tab w:val="num" w:pos="6480"/>
+        </w:tabs>
+        <w:ind w:left="6480" w:hanging="360"/>
+      </w:pPr>
+      <w:rPr>
+        <w:rFonts w:ascii="Wingdings" w:hAnsi="Wingdings" w:hint="default"/>
+        <w:sz w:val="20"/>
+      </w:rPr>
+    </w:lvl>
+  </w:abstractNum>
+  <w:abstractNum w:abstractNumId="11" w15:restartNumberingAfterBreak="0">
+    <w:nsid w:val="09B400A9"/>
+    <w:multiLevelType w:val="multilevel"/>
+    <w:tmpl w:val="01F8D31C"/>
+    <w:lvl w:ilvl="0">
+      <w:start w:val="1"/>
+      <w:numFmt w:val="bullet"/>
+      <w:lvlText w:val=""/>
+      <w:lvlJc w:val="left"/>
+      <w:pPr>
+        <w:tabs>
+          <w:tab w:val="num" w:pos="720"/>
+        </w:tabs>
+        <w:ind w:left="720" w:hanging="360"/>
+      </w:pPr>
+      <w:rPr>
+        <w:rFonts w:ascii="Symbol" w:hAnsi="Symbol" w:hint="default"/>
+        <w:sz w:val="20"/>
+      </w:rPr>
+    </w:lvl>
+    <w:lvl w:ilvl="1" w:tentative="1">
+      <w:start w:val="1"/>
+      <w:numFmt w:val="bullet"/>
+      <w:lvlText w:val="o"/>
+      <w:lvlJc w:val="left"/>
+      <w:pPr>
+        <w:tabs>
+          <w:tab w:val="num" w:pos="1440"/>
+        </w:tabs>
+        <w:ind w:left="1440" w:hanging="360"/>
+      </w:pPr>
+      <w:rPr>
+        <w:rFonts w:ascii="Courier New" w:hAnsi="Courier New" w:hint="default"/>
+        <w:sz w:val="20"/>
+      </w:rPr>
+    </w:lvl>
+    <w:lvl w:ilvl="2" w:tentative="1">
+      <w:start w:val="1"/>
+      <w:numFmt w:val="bullet"/>
+      <w:lvlText w:val=""/>
+      <w:lvlJc w:val="left"/>
+      <w:pPr>
+        <w:tabs>
+          <w:tab w:val="num" w:pos="2160"/>
+        </w:tabs>
+        <w:ind w:left="2160" w:hanging="360"/>
+      </w:pPr>
+      <w:rPr>
+        <w:rFonts w:ascii="Wingdings" w:hAnsi="Wingdings" w:hint="default"/>
+        <w:sz w:val="20"/>
+      </w:rPr>
+    </w:lvl>
+    <w:lvl w:ilvl="3" w:tentative="1">
+      <w:start w:val="1"/>
+      <w:numFmt w:val="bullet"/>
+      <w:lvlText w:val=""/>
+      <w:lvlJc w:val="left"/>
+      <w:pPr>
+        <w:tabs>
+          <w:tab w:val="num" w:pos="2880"/>
+        </w:tabs>
+        <w:ind w:left="2880" w:hanging="360"/>
+      </w:pPr>
+      <w:rPr>
+        <w:rFonts w:ascii="Wingdings" w:hAnsi="Wingdings" w:hint="default"/>
+        <w:sz w:val="20"/>
+      </w:rPr>
+    </w:lvl>
+    <w:lvl w:ilvl="4" w:tentative="1">
+      <w:start w:val="1"/>
+      <w:numFmt w:val="bullet"/>
+      <w:lvlText w:val=""/>
+      <w:lvlJc w:val="left"/>
+      <w:pPr>
+        <w:tabs>
+          <w:tab w:val="num" w:pos="3600"/>
+        </w:tabs>
+        <w:ind w:left="3600" w:hanging="360"/>
+      </w:pPr>
+      <w:rPr>
+        <w:rFonts w:ascii="Wingdings" w:hAnsi="Wingdings" w:hint="default"/>
+        <w:sz w:val="20"/>
+      </w:rPr>
+    </w:lvl>
+    <w:lvl w:ilvl="5" w:tentative="1">
+      <w:start w:val="1"/>
+      <w:numFmt w:val="bullet"/>
+      <w:lvlText w:val=""/>
+      <w:lvlJc w:val="left"/>
+      <w:pPr>
+        <w:tabs>
+          <w:tab w:val="num" w:pos="4320"/>
+        </w:tabs>
+        <w:ind w:left="4320" w:hanging="360"/>
+      </w:pPr>
+      <w:rPr>
+        <w:rFonts w:ascii="Wingdings" w:hAnsi="Wingdings" w:hint="default"/>
+        <w:sz w:val="20"/>
+      </w:rPr>
+    </w:lvl>
+    <w:lvl w:ilvl="6" w:tentative="1">
+      <w:start w:val="1"/>
+      <w:numFmt w:val="bullet"/>
+      <w:lvlText w:val=""/>
+      <w:lvlJc w:val="left"/>
+      <w:pPr>
+        <w:tabs>
+          <w:tab w:val="num" w:pos="5040"/>
+        </w:tabs>
+        <w:ind w:left="5040" w:hanging="360"/>
+      </w:pPr>
+      <w:rPr>
+        <w:rFonts w:ascii="Wingdings" w:hAnsi="Wingdings" w:hint="default"/>
+        <w:sz w:val="20"/>
+      </w:rPr>
+    </w:lvl>
+    <w:lvl w:ilvl="7" w:tentative="1">
+      <w:start w:val="1"/>
+      <w:numFmt w:val="bullet"/>
+      <w:lvlText w:val=""/>
+      <w:lvlJc w:val="left"/>
+      <w:pPr>
+        <w:tabs>
+          <w:tab w:val="num" w:pos="5760"/>
+        </w:tabs>
+        <w:ind w:left="5760" w:hanging="360"/>
+      </w:pPr>
+      <w:rPr>
+        <w:rFonts w:ascii="Wingdings" w:hAnsi="Wingdings" w:hint="default"/>
+        <w:sz w:val="20"/>
+      </w:rPr>
+    </w:lvl>
+    <w:lvl w:ilvl="8" w:tentative="1">
+      <w:start w:val="1"/>
+      <w:numFmt w:val="bullet"/>
+      <w:lvlText w:val=""/>
+      <w:lvlJc w:val="left"/>
+      <w:pPr>
+        <w:tabs>
+          <w:tab w:val="num" w:pos="6480"/>
+        </w:tabs>
+        <w:ind w:left="6480" w:hanging="360"/>
+      </w:pPr>
+      <w:rPr>
+        <w:rFonts w:ascii="Wingdings" w:hAnsi="Wingdings" w:hint="default"/>
+        <w:sz w:val="20"/>
+      </w:rPr>
+    </w:lvl>
+  </w:abstractNum>
+  <w:abstractNum w:abstractNumId="12" w15:restartNumberingAfterBreak="0">
+    <w:nsid w:val="0B68585E"/>
+    <w:multiLevelType w:val="multilevel"/>
+    <w:tmpl w:val="ABAC9480"/>
+    <w:lvl w:ilvl="0">
+      <w:start w:val="1"/>
+      <w:numFmt w:val="bullet"/>
+      <w:lvlText w:val=""/>
+      <w:lvlJc w:val="left"/>
+      <w:pPr>
+        <w:tabs>
+          <w:tab w:val="num" w:pos="720"/>
+        </w:tabs>
+        <w:ind w:left="720" w:hanging="360"/>
+      </w:pPr>
+      <w:rPr>
+        <w:rFonts w:ascii="Symbol" w:hAnsi="Symbol" w:hint="default"/>
+        <w:sz w:val="20"/>
+      </w:rPr>
+    </w:lvl>
+    <w:lvl w:ilvl="1" w:tentative="1">
+      <w:start w:val="1"/>
+      <w:numFmt w:val="bullet"/>
+      <w:lvlText w:val="o"/>
+      <w:lvlJc w:val="left"/>
+      <w:pPr>
+        <w:tabs>
+          <w:tab w:val="num" w:pos="1440"/>
+        </w:tabs>
+        <w:ind w:left="1440" w:hanging="360"/>
+      </w:pPr>
+      <w:rPr>
+        <w:rFonts w:ascii="Courier New" w:hAnsi="Courier New" w:hint="default"/>
+        <w:sz w:val="20"/>
+      </w:rPr>
+    </w:lvl>
+    <w:lvl w:ilvl="2" w:tentative="1">
+      <w:start w:val="1"/>
+      <w:numFmt w:val="bullet"/>
+      <w:lvlText w:val=""/>
+      <w:lvlJc w:val="left"/>
+      <w:pPr>
+        <w:tabs>
+          <w:tab w:val="num" w:pos="2160"/>
+        </w:tabs>
+        <w:ind w:left="2160" w:hanging="360"/>
+      </w:pPr>
+      <w:rPr>
+        <w:rFonts w:ascii="Wingdings" w:hAnsi="Wingdings" w:hint="default"/>
+        <w:sz w:val="20"/>
+      </w:rPr>
+    </w:lvl>
+    <w:lvl w:ilvl="3" w:tentative="1">
+      <w:start w:val="1"/>
+      <w:numFmt w:val="bullet"/>
+      <w:lvlText w:val=""/>
+      <w:lvlJc w:val="left"/>
+      <w:pPr>
+        <w:tabs>
+          <w:tab w:val="num" w:pos="2880"/>
+        </w:tabs>
+        <w:ind w:left="2880" w:hanging="360"/>
+      </w:pPr>
+      <w:rPr>
+        <w:rFonts w:ascii="Wingdings" w:hAnsi="Wingdings" w:hint="default"/>
+        <w:sz w:val="20"/>
+      </w:rPr>
+    </w:lvl>
+    <w:lvl w:ilvl="4" w:tentative="1">
+      <w:start w:val="1"/>
+      <w:numFmt w:val="bullet"/>
+      <w:lvlText w:val=""/>
+      <w:lvlJc w:val="left"/>
+      <w:pPr>
+        <w:tabs>
+          <w:tab w:val="num" w:pos="3600"/>
+        </w:tabs>
+        <w:ind w:left="3600" w:hanging="360"/>
+      </w:pPr>
+      <w:rPr>
+        <w:rFonts w:ascii="Wingdings" w:hAnsi="Wingdings" w:hint="default"/>
+        <w:sz w:val="20"/>
+      </w:rPr>
+    </w:lvl>
+    <w:lvl w:ilvl="5" w:tentative="1">
+      <w:start w:val="1"/>
+      <w:numFmt w:val="bullet"/>
+      <w:lvlText w:val=""/>
+      <w:lvlJc w:val="left"/>
+      <w:pPr>
+        <w:tabs>
+          <w:tab w:val="num" w:pos="4320"/>
+        </w:tabs>
+        <w:ind w:left="4320" w:hanging="360"/>
+      </w:pPr>
+      <w:rPr>
+        <w:rFonts w:ascii="Wingdings" w:hAnsi="Wingdings" w:hint="default"/>
+        <w:sz w:val="20"/>
+      </w:rPr>
+    </w:lvl>
+    <w:lvl w:ilvl="6" w:tentative="1">
+      <w:start w:val="1"/>
+      <w:numFmt w:val="bullet"/>
+      <w:lvlText w:val=""/>
+      <w:lvlJc w:val="left"/>
+      <w:pPr>
+        <w:tabs>
+          <w:tab w:val="num" w:pos="5040"/>
+        </w:tabs>
+        <w:ind w:left="5040" w:hanging="360"/>
+      </w:pPr>
+      <w:rPr>
+        <w:rFonts w:ascii="Wingdings" w:hAnsi="Wingdings" w:hint="default"/>
+        <w:sz w:val="20"/>
+      </w:rPr>
+    </w:lvl>
+    <w:lvl w:ilvl="7" w:tentative="1">
+      <w:start w:val="1"/>
+      <w:numFmt w:val="bullet"/>
+      <w:lvlText w:val=""/>
+      <w:lvlJc w:val="left"/>
+      <w:pPr>
+        <w:tabs>
+          <w:tab w:val="num" w:pos="5760"/>
+        </w:tabs>
+        <w:ind w:left="5760" w:hanging="360"/>
+      </w:pPr>
+      <w:rPr>
+        <w:rFonts w:ascii="Wingdings" w:hAnsi="Wingdings" w:hint="default"/>
+        <w:sz w:val="20"/>
+      </w:rPr>
+    </w:lvl>
+    <w:lvl w:ilvl="8" w:tentative="1">
+      <w:start w:val="1"/>
+      <w:numFmt w:val="bullet"/>
+      <w:lvlText w:val=""/>
+      <w:lvlJc w:val="left"/>
+      <w:pPr>
+        <w:tabs>
+          <w:tab w:val="num" w:pos="6480"/>
+        </w:tabs>
+        <w:ind w:left="6480" w:hanging="360"/>
+      </w:pPr>
+      <w:rPr>
+        <w:rFonts w:ascii="Wingdings" w:hAnsi="Wingdings" w:hint="default"/>
+        <w:sz w:val="20"/>
+      </w:rPr>
+    </w:lvl>
+  </w:abstractNum>
+  <w:abstractNum w:abstractNumId="13" w15:restartNumberingAfterBreak="0">
+    <w:nsid w:val="19255023"/>
+    <w:multiLevelType w:val="multilevel"/>
+    <w:tmpl w:val="441EC4AA"/>
+    <w:lvl w:ilvl="0">
+      <w:start w:val="1"/>
+      <w:numFmt w:val="bullet"/>
+      <w:lvlText w:val=""/>
+      <w:lvlJc w:val="left"/>
+      <w:pPr>
+        <w:tabs>
+          <w:tab w:val="num" w:pos="720"/>
+        </w:tabs>
+        <w:ind w:left="720" w:hanging="360"/>
+      </w:pPr>
+      <w:rPr>
+        <w:rFonts w:ascii="Symbol" w:hAnsi="Symbol" w:hint="default"/>
+        <w:sz w:val="20"/>
+      </w:rPr>
+    </w:lvl>
+    <w:lvl w:ilvl="1" w:tentative="1">
+      <w:start w:val="1"/>
+      <w:numFmt w:val="bullet"/>
+      <w:lvlText w:val="o"/>
+      <w:lvlJc w:val="left"/>
+      <w:pPr>
+        <w:tabs>
+          <w:tab w:val="num" w:pos="1440"/>
+        </w:tabs>
+        <w:ind w:left="1440" w:hanging="360"/>
+      </w:pPr>
+      <w:rPr>
+        <w:rFonts w:ascii="Courier New" w:hAnsi="Courier New" w:hint="default"/>
+        <w:sz w:val="20"/>
+      </w:rPr>
+    </w:lvl>
+    <w:lvl w:ilvl="2" w:tentative="1">
+      <w:start w:val="1"/>
+      <w:numFmt w:val="bullet"/>
+      <w:lvlText w:val=""/>
+      <w:lvlJc w:val="left"/>
+      <w:pPr>
+        <w:tabs>
+          <w:tab w:val="num" w:pos="2160"/>
+        </w:tabs>
+        <w:ind w:left="2160" w:hanging="360"/>
+      </w:pPr>
+      <w:rPr>
+        <w:rFonts w:ascii="Wingdings" w:hAnsi="Wingdings" w:hint="default"/>
+        <w:sz w:val="20"/>
+      </w:rPr>
+    </w:lvl>
+    <w:lvl w:ilvl="3" w:tentative="1">
+      <w:start w:val="1"/>
+      <w:numFmt w:val="bullet"/>
+      <w:lvlText w:val=""/>
+      <w:lvlJc w:val="left"/>
+      <w:pPr>
+        <w:tabs>
+          <w:tab w:val="num" w:pos="2880"/>
+        </w:tabs>
+        <w:ind w:left="2880" w:hanging="360"/>
+      </w:pPr>
+      <w:rPr>
+        <w:rFonts w:ascii="Wingdings" w:hAnsi="Wingdings" w:hint="default"/>
+        <w:sz w:val="20"/>
+      </w:rPr>
+    </w:lvl>
+    <w:lvl w:ilvl="4" w:tentative="1">
+      <w:start w:val="1"/>
+      <w:numFmt w:val="bullet"/>
+      <w:lvlText w:val=""/>
+      <w:lvlJc w:val="left"/>
+      <w:pPr>
+        <w:tabs>
+          <w:tab w:val="num" w:pos="3600"/>
+        </w:tabs>
+        <w:ind w:left="3600" w:hanging="360"/>
+      </w:pPr>
+      <w:rPr>
+        <w:rFonts w:ascii="Wingdings" w:hAnsi="Wingdings" w:hint="default"/>
+        <w:sz w:val="20"/>
+      </w:rPr>
+    </w:lvl>
+    <w:lvl w:ilvl="5" w:tentative="1">
+      <w:start w:val="1"/>
+      <w:numFmt w:val="bullet"/>
+      <w:lvlText w:val=""/>
+      <w:lvlJc w:val="left"/>
+      <w:pPr>
+        <w:tabs>
+          <w:tab w:val="num" w:pos="4320"/>
+        </w:tabs>
+        <w:ind w:left="4320" w:hanging="360"/>
+      </w:pPr>
+      <w:rPr>
+        <w:rFonts w:ascii="Wingdings" w:hAnsi="Wingdings" w:hint="default"/>
+        <w:sz w:val="20"/>
+      </w:rPr>
+    </w:lvl>
+    <w:lvl w:ilvl="6" w:tentative="1">
+      <w:start w:val="1"/>
+      <w:numFmt w:val="bullet"/>
+      <w:lvlText w:val=""/>
+      <w:lvlJc w:val="left"/>
+      <w:pPr>
+        <w:tabs>
+          <w:tab w:val="num" w:pos="5040"/>
+        </w:tabs>
+        <w:ind w:left="5040" w:hanging="360"/>
+      </w:pPr>
+      <w:rPr>
+        <w:rFonts w:ascii="Wingdings" w:hAnsi="Wingdings" w:hint="default"/>
+        <w:sz w:val="20"/>
+      </w:rPr>
+    </w:lvl>
+    <w:lvl w:ilvl="7" w:tentative="1">
+      <w:start w:val="1"/>
+      <w:numFmt w:val="bullet"/>
+      <w:lvlText w:val=""/>
+      <w:lvlJc w:val="left"/>
+      <w:pPr>
+        <w:tabs>
+          <w:tab w:val="num" w:pos="5760"/>
+        </w:tabs>
+        <w:ind w:left="5760" w:hanging="360"/>
+      </w:pPr>
+      <w:rPr>
+        <w:rFonts w:ascii="Wingdings" w:hAnsi="Wingdings" w:hint="default"/>
+        <w:sz w:val="20"/>
+      </w:rPr>
+    </w:lvl>
+    <w:lvl w:ilvl="8" w:tentative="1">
+      <w:start w:val="1"/>
+      <w:numFmt w:val="bullet"/>
+      <w:lvlText w:val=""/>
+      <w:lvlJc w:val="left"/>
+      <w:pPr>
+        <w:tabs>
+          <w:tab w:val="num" w:pos="6480"/>
+        </w:tabs>
+        <w:ind w:left="6480" w:hanging="360"/>
+      </w:pPr>
+      <w:rPr>
+        <w:rFonts w:ascii="Wingdings" w:hAnsi="Wingdings" w:hint="default"/>
+        <w:sz w:val="20"/>
+      </w:rPr>
+    </w:lvl>
+  </w:abstractNum>
+  <w:abstractNum w:abstractNumId="14" w15:restartNumberingAfterBreak="0">
+    <w:nsid w:val="54406B67"/>
+    <w:multiLevelType w:val="multilevel"/>
+    <w:tmpl w:val="14869514"/>
+    <w:lvl w:ilvl="0">
+      <w:start w:val="1"/>
+      <w:numFmt w:val="bullet"/>
+      <w:lvlText w:val=""/>
+      <w:lvlJc w:val="left"/>
+      <w:pPr>
+        <w:tabs>
+          <w:tab w:val="num" w:pos="720"/>
+        </w:tabs>
+        <w:ind w:left="720" w:hanging="360"/>
+      </w:pPr>
+      <w:rPr>
+        <w:rFonts w:ascii="Symbol" w:hAnsi="Symbol" w:hint="default"/>
+        <w:sz w:val="20"/>
+      </w:rPr>
+    </w:lvl>
+    <w:lvl w:ilvl="1" w:tentative="1">
+      <w:start w:val="1"/>
+      <w:numFmt w:val="bullet"/>
+      <w:lvlText w:val="o"/>
+      <w:lvlJc w:val="left"/>
+      <w:pPr>
+        <w:tabs>
+          <w:tab w:val="num" w:pos="1440"/>
+        </w:tabs>
+        <w:ind w:left="1440" w:hanging="360"/>
+      </w:pPr>
+      <w:rPr>
+        <w:rFonts w:ascii="Courier New" w:hAnsi="Courier New" w:hint="default"/>
+        <w:sz w:val="20"/>
+      </w:rPr>
+    </w:lvl>
+    <w:lvl w:ilvl="2" w:tentative="1">
+      <w:start w:val="1"/>
+      <w:numFmt w:val="bullet"/>
+      <w:lvlText w:val=""/>
+      <w:lvlJc w:val="left"/>
+      <w:pPr>
+        <w:tabs>
+          <w:tab w:val="num" w:pos="2160"/>
+        </w:tabs>
+        <w:ind w:left="2160" w:hanging="360"/>
+      </w:pPr>
+      <w:rPr>
+        <w:rFonts w:ascii="Wingdings" w:hAnsi="Wingdings" w:hint="default"/>
+        <w:sz w:val="20"/>
+      </w:rPr>
+    </w:lvl>
+    <w:lvl w:ilvl="3" w:tentative="1">
+      <w:start w:val="1"/>
+      <w:numFmt w:val="bullet"/>
+      <w:lvlText w:val=""/>
+      <w:lvlJc w:val="left"/>
+      <w:pPr>
+        <w:tabs>
+          <w:tab w:val="num" w:pos="2880"/>
+        </w:tabs>
+        <w:ind w:left="2880" w:hanging="360"/>
+      </w:pPr>
+      <w:rPr>
+        <w:rFonts w:ascii="Wingdings" w:hAnsi="Wingdings" w:hint="default"/>
+        <w:sz w:val="20"/>
+      </w:rPr>
+    </w:lvl>
+    <w:lvl w:ilvl="4" w:tentative="1">
+      <w:start w:val="1"/>
+      <w:numFmt w:val="bullet"/>
+      <w:lvlText w:val=""/>
+      <w:lvlJc w:val="left"/>
+      <w:pPr>
+        <w:tabs>
+          <w:tab w:val="num" w:pos="3600"/>
+        </w:tabs>
+        <w:ind w:left="3600" w:hanging="360"/>
+      </w:pPr>
+      <w:rPr>
+        <w:rFonts w:ascii="Wingdings" w:hAnsi="Wingdings" w:hint="default"/>
+        <w:sz w:val="20"/>
+      </w:rPr>
+    </w:lvl>
+    <w:lvl w:ilvl="5" w:tentative="1">
+      <w:start w:val="1"/>
+      <w:numFmt w:val="bullet"/>
+      <w:lvlText w:val=""/>
+      <w:lvlJc w:val="left"/>
+      <w:pPr>
+        <w:tabs>
+          <w:tab w:val="num" w:pos="4320"/>
+        </w:tabs>
+        <w:ind w:left="4320" w:hanging="360"/>
+      </w:pPr>
+      <w:rPr>
+        <w:rFonts w:ascii="Wingdings" w:hAnsi="Wingdings" w:hint="default"/>
+        <w:sz w:val="20"/>
+      </w:rPr>
+    </w:lvl>
+    <w:lvl w:ilvl="6" w:tentative="1">
+      <w:start w:val="1"/>
+      <w:numFmt w:val="bullet"/>
+      <w:lvlText w:val=""/>
+      <w:lvlJc w:val="left"/>
+      <w:pPr>
+        <w:tabs>
+          <w:tab w:val="num" w:pos="5040"/>
+        </w:tabs>
+        <w:ind w:left="5040" w:hanging="360"/>
+      </w:pPr>
+      <w:rPr>
+        <w:rFonts w:ascii="Wingdings" w:hAnsi="Wingdings" w:hint="default"/>
+        <w:sz w:val="20"/>
+      </w:rPr>
+    </w:lvl>
+    <w:lvl w:ilvl="7" w:tentative="1">
+      <w:start w:val="1"/>
+      <w:numFmt w:val="bullet"/>
+      <w:lvlText w:val=""/>
+      <w:lvlJc w:val="left"/>
+      <w:pPr>
+        <w:tabs>
+          <w:tab w:val="num" w:pos="5760"/>
+        </w:tabs>
+        <w:ind w:left="5760" w:hanging="360"/>
+      </w:pPr>
+      <w:rPr>
+        <w:rFonts w:ascii="Wingdings" w:hAnsi="Wingdings" w:hint="default"/>
+        <w:sz w:val="20"/>
+      </w:rPr>
+    </w:lvl>
+    <w:lvl w:ilvl="8" w:tentative="1">
+      <w:start w:val="1"/>
+      <w:numFmt w:val="bullet"/>
+      <w:lvlText w:val=""/>
+      <w:lvlJc w:val="left"/>
+      <w:pPr>
+        <w:tabs>
+          <w:tab w:val="num" w:pos="6480"/>
+        </w:tabs>
+        <w:ind w:left="6480" w:hanging="360"/>
+      </w:pPr>
+      <w:rPr>
+        <w:rFonts w:ascii="Wingdings" w:hAnsi="Wingdings" w:hint="default"/>
+        <w:sz w:val="20"/>
+      </w:rPr>
+    </w:lvl>
+  </w:abstractNum>
+  <w:abstractNum w:abstractNumId="15" w15:restartNumberingAfterBreak="0">
+    <w:nsid w:val="65CF0874"/>
+    <w:multiLevelType w:val="multilevel"/>
+    <w:tmpl w:val="1B421B26"/>
+    <w:lvl w:ilvl="0">
+      <w:start w:val="1"/>
+      <w:numFmt w:val="bullet"/>
+      <w:lvlText w:val=""/>
+      <w:lvlJc w:val="left"/>
+      <w:pPr>
+        <w:tabs>
+          <w:tab w:val="num" w:pos="720"/>
+        </w:tabs>
+        <w:ind w:left="720" w:hanging="360"/>
+      </w:pPr>
+      <w:rPr>
+        <w:rFonts w:ascii="Symbol" w:hAnsi="Symbol" w:hint="default"/>
+        <w:sz w:val="20"/>
+      </w:rPr>
+    </w:lvl>
+    <w:lvl w:ilvl="1" w:tentative="1">
+      <w:start w:val="1"/>
+      <w:numFmt w:val="bullet"/>
+      <w:lvlText w:val="o"/>
+      <w:lvlJc w:val="left"/>
+      <w:pPr>
+        <w:tabs>
+          <w:tab w:val="num" w:pos="1440"/>
+        </w:tabs>
+        <w:ind w:left="1440" w:hanging="360"/>
+      </w:pPr>
+      <w:rPr>
+        <w:rFonts w:ascii="Courier New" w:hAnsi="Courier New" w:hint="default"/>
+        <w:sz w:val="20"/>
+      </w:rPr>
+    </w:lvl>
+    <w:lvl w:ilvl="2" w:tentative="1">
+      <w:start w:val="1"/>
+      <w:numFmt w:val="bullet"/>
+      <w:lvlText w:val=""/>
+      <w:lvlJc w:val="left"/>
+      <w:pPr>
+        <w:tabs>
+          <w:tab w:val="num" w:pos="2160"/>
+        </w:tabs>
+        <w:ind w:left="2160" w:hanging="360"/>
+      </w:pPr>
+      <w:rPr>
+        <w:rFonts w:ascii="Wingdings" w:hAnsi="Wingdings" w:hint="default"/>
+        <w:sz w:val="20"/>
+      </w:rPr>
+    </w:lvl>
+    <w:lvl w:ilvl="3" w:tentative="1">
+      <w:start w:val="1"/>
+      <w:numFmt w:val="bullet"/>
+      <w:lvlText w:val=""/>
+      <w:lvlJc w:val="left"/>
+      <w:pPr>
+        <w:tabs>
+          <w:tab w:val="num" w:pos="2880"/>
+        </w:tabs>
+        <w:ind w:left="2880" w:hanging="360"/>
+      </w:pPr>
+      <w:rPr>
+        <w:rFonts w:ascii="Wingdings" w:hAnsi="Wingdings" w:hint="default"/>
+        <w:sz w:val="20"/>
+      </w:rPr>
+    </w:lvl>
+    <w:lvl w:ilvl="4" w:tentative="1">
+      <w:start w:val="1"/>
+      <w:numFmt w:val="bullet"/>
+      <w:lvlText w:val=""/>
+      <w:lvlJc w:val="left"/>
+      <w:pPr>
+        <w:tabs>
+          <w:tab w:val="num" w:pos="3600"/>
+        </w:tabs>
+        <w:ind w:left="3600" w:hanging="360"/>
+      </w:pPr>
+      <w:rPr>
+        <w:rFonts w:ascii="Wingdings" w:hAnsi="Wingdings" w:hint="default"/>
+        <w:sz w:val="20"/>
+      </w:rPr>
+    </w:lvl>
+    <w:lvl w:ilvl="5" w:tentative="1">
+      <w:start w:val="1"/>
+      <w:numFmt w:val="bullet"/>
+      <w:lvlText w:val=""/>
+      <w:lvlJc w:val="left"/>
+      <w:pPr>
+        <w:tabs>
+          <w:tab w:val="num" w:pos="4320"/>
+        </w:tabs>
+        <w:ind w:left="4320" w:hanging="360"/>
+      </w:pPr>
+      <w:rPr>
+        <w:rFonts w:ascii="Wingdings" w:hAnsi="Wingdings" w:hint="default"/>
+        <w:sz w:val="20"/>
+      </w:rPr>
+    </w:lvl>
+    <w:lvl w:ilvl="6" w:tentative="1">
+      <w:start w:val="1"/>
+      <w:numFmt w:val="bullet"/>
+      <w:lvlText w:val=""/>
+      <w:lvlJc w:val="left"/>
+      <w:pPr>
+        <w:tabs>
+          <w:tab w:val="num" w:pos="5040"/>
+        </w:tabs>
+        <w:ind w:left="5040" w:hanging="360"/>
+      </w:pPr>
+      <w:rPr>
+        <w:rFonts w:ascii="Wingdings" w:hAnsi="Wingdings" w:hint="default"/>
+        <w:sz w:val="20"/>
+      </w:rPr>
+    </w:lvl>
+    <w:lvl w:ilvl="7" w:tentative="1">
+      <w:start w:val="1"/>
+      <w:numFmt w:val="bullet"/>
+      <w:lvlText w:val=""/>
+      <w:lvlJc w:val="left"/>
+      <w:pPr>
+        <w:tabs>
+          <w:tab w:val="num" w:pos="5760"/>
+        </w:tabs>
+        <w:ind w:left="5760" w:hanging="360"/>
+      </w:pPr>
+      <w:rPr>
+        <w:rFonts w:ascii="Wingdings" w:hAnsi="Wingdings" w:hint="default"/>
+        <w:sz w:val="20"/>
+      </w:rPr>
+    </w:lvl>
+    <w:lvl w:ilvl="8" w:tentative="1">
+      <w:start w:val="1"/>
+      <w:numFmt w:val="bullet"/>
+      <w:lvlText w:val=""/>
+      <w:lvlJc w:val="left"/>
+      <w:pPr>
+        <w:tabs>
+          <w:tab w:val="num" w:pos="6480"/>
+        </w:tabs>
+        <w:ind w:left="6480" w:hanging="360"/>
+      </w:pPr>
+      <w:rPr>
+        <w:rFonts w:ascii="Wingdings" w:hAnsi="Wingdings" w:hint="default"/>
+        <w:sz w:val="20"/>
+      </w:rPr>
+    </w:lvl>
+  </w:abstractNum>
+  <w:abstractNum w:abstractNumId="16" w15:restartNumberingAfterBreak="0">
+    <w:nsid w:val="6B5E3F51"/>
+    <w:multiLevelType w:val="multilevel"/>
+    <w:tmpl w:val="965CAFDA"/>
+    <w:lvl w:ilvl="0">
+      <w:start w:val="1"/>
+      <w:numFmt w:val="bullet"/>
+      <w:lvlText w:val=""/>
+      <w:lvlJc w:val="left"/>
+      <w:pPr>
+        <w:tabs>
+          <w:tab w:val="num" w:pos="720"/>
+        </w:tabs>
+        <w:ind w:left="720" w:hanging="360"/>
+      </w:pPr>
+      <w:rPr>
+        <w:rFonts w:ascii="Symbol" w:hAnsi="Symbol" w:hint="default"/>
+        <w:sz w:val="20"/>
+      </w:rPr>
+    </w:lvl>
+    <w:lvl w:ilvl="1" w:tentative="1">
+      <w:start w:val="1"/>
+      <w:numFmt w:val="bullet"/>
+      <w:lvlText w:val="o"/>
+      <w:lvlJc w:val="left"/>
+      <w:pPr>
+        <w:tabs>
+          <w:tab w:val="num" w:pos="1440"/>
+        </w:tabs>
+        <w:ind w:left="1440" w:hanging="360"/>
+      </w:pPr>
+      <w:rPr>
+        <w:rFonts w:ascii="Courier New" w:hAnsi="Courier New" w:hint="default"/>
+        <w:sz w:val="20"/>
+      </w:rPr>
+    </w:lvl>
+    <w:lvl w:ilvl="2" w:tentative="1">
+      <w:start w:val="1"/>
+      <w:numFmt w:val="bullet"/>
+      <w:lvlText w:val=""/>
+      <w:lvlJc w:val="left"/>
+      <w:pPr>
+        <w:tabs>
+          <w:tab w:val="num" w:pos="2160"/>
+        </w:tabs>
+        <w:ind w:left="2160" w:hanging="360"/>
+      </w:pPr>
+      <w:rPr>
+        <w:rFonts w:ascii="Wingdings" w:hAnsi="Wingdings" w:hint="default"/>
+        <w:sz w:val="20"/>
+      </w:rPr>
+    </w:lvl>
+    <w:lvl w:ilvl="3" w:tentative="1">
+      <w:start w:val="1"/>
+      <w:numFmt w:val="bullet"/>
+      <w:lvlText w:val=""/>
+      <w:lvlJc w:val="left"/>
+      <w:pPr>
+        <w:tabs>
+          <w:tab w:val="num" w:pos="2880"/>
+        </w:tabs>
+        <w:ind w:left="2880" w:hanging="360"/>
+      </w:pPr>
+      <w:rPr>
+        <w:rFonts w:ascii="Wingdings" w:hAnsi="Wingdings" w:hint="default"/>
+        <w:sz w:val="20"/>
+      </w:rPr>
+    </w:lvl>
+    <w:lvl w:ilvl="4" w:tentative="1">
+      <w:start w:val="1"/>
+      <w:numFmt w:val="bullet"/>
+      <w:lvlText w:val=""/>
+      <w:lvlJc w:val="left"/>
+      <w:pPr>
+        <w:tabs>
+          <w:tab w:val="num" w:pos="3600"/>
+        </w:tabs>
+        <w:ind w:left="3600" w:hanging="360"/>
+      </w:pPr>
+      <w:rPr>
+        <w:rFonts w:ascii="Wingdings" w:hAnsi="Wingdings" w:hint="default"/>
+        <w:sz w:val="20"/>
+      </w:rPr>
+    </w:lvl>
+    <w:lvl w:ilvl="5" w:tentative="1">
+      <w:start w:val="1"/>
+      <w:numFmt w:val="bullet"/>
+      <w:lvlText w:val=""/>
+      <w:lvlJc w:val="left"/>
+      <w:pPr>
+        <w:tabs>
+          <w:tab w:val="num" w:pos="4320"/>
+        </w:tabs>
+        <w:ind w:left="4320" w:hanging="360"/>
+      </w:pPr>
+      <w:rPr>
+        <w:rFonts w:ascii="Wingdings" w:hAnsi="Wingdings" w:hint="default"/>
+        <w:sz w:val="20"/>
+      </w:rPr>
+    </w:lvl>
+    <w:lvl w:ilvl="6" w:tentative="1">
+      <w:start w:val="1"/>
+      <w:numFmt w:val="bullet"/>
+      <w:lvlText w:val=""/>
+      <w:lvlJc w:val="left"/>
+      <w:pPr>
+        <w:tabs>
+          <w:tab w:val="num" w:pos="5040"/>
+        </w:tabs>
+        <w:ind w:left="5040" w:hanging="360"/>
+      </w:pPr>
+      <w:rPr>
+        <w:rFonts w:ascii="Wingdings" w:hAnsi="Wingdings" w:hint="default"/>
+        <w:sz w:val="20"/>
+      </w:rPr>
+    </w:lvl>
+    <w:lvl w:ilvl="7" w:tentative="1">
+      <w:start w:val="1"/>
+      <w:numFmt w:val="bullet"/>
+      <w:lvlText w:val=""/>
+      <w:lvlJc w:val="left"/>
+      <w:pPr>
+        <w:tabs>
+          <w:tab w:val="num" w:pos="5760"/>
+        </w:tabs>
+        <w:ind w:left="5760" w:hanging="360"/>
+      </w:pPr>
+      <w:rPr>
+        <w:rFonts w:ascii="Wingdings" w:hAnsi="Wingdings" w:hint="default"/>
+        <w:sz w:val="20"/>
+      </w:rPr>
+    </w:lvl>
+    <w:lvl w:ilvl="8" w:tentative="1">
+      <w:start w:val="1"/>
+      <w:numFmt w:val="bullet"/>
+      <w:lvlText w:val=""/>
+      <w:lvlJc w:val="left"/>
+      <w:pPr>
+        <w:tabs>
+          <w:tab w:val="num" w:pos="6480"/>
+        </w:tabs>
+        <w:ind w:left="6480" w:hanging="360"/>
+      </w:pPr>
+      <w:rPr>
+        <w:rFonts w:ascii="Wingdings" w:hAnsi="Wingdings" w:hint="default"/>
+        <w:sz w:val="20"/>
       </w:rPr>
     </w:lvl>
   </w:abstractNum>
@@ -1424,6 +3189,30 @@
   </w:num>
   <w:num w:numId="9" w16cid:durableId="1075779653">
     <w:abstractNumId w:val="0"/>
+  </w:num>
+  <w:num w:numId="10" w16cid:durableId="1362054322">
+    <w:abstractNumId w:val="14"/>
+  </w:num>
+  <w:num w:numId="11" w16cid:durableId="1219710230">
+    <w:abstractNumId w:val="9"/>
+  </w:num>
+  <w:num w:numId="12" w16cid:durableId="1203513762">
+    <w:abstractNumId w:val="11"/>
+  </w:num>
+  <w:num w:numId="13" w16cid:durableId="2005938212">
+    <w:abstractNumId w:val="15"/>
+  </w:num>
+  <w:num w:numId="14" w16cid:durableId="787429211">
+    <w:abstractNumId w:val="12"/>
+  </w:num>
+  <w:num w:numId="15" w16cid:durableId="1461221363">
+    <w:abstractNumId w:val="16"/>
+  </w:num>
+  <w:num w:numId="16" w16cid:durableId="553807883">
+    <w:abstractNumId w:val="10"/>
+  </w:num>
+  <w:num w:numId="17" w16cid:durableId="315649675">
+    <w:abstractNumId w:val="13"/>
   </w:num>
 </w:numbering>
 </file>
@@ -2034,7 +3823,6 @@
   <w:style w:type="character" w:default="1" w:styleId="DefaultParagraphFont">
     <w:name w:val="Default Paragraph Font"/>
     <w:uiPriority w:val="1"/>
-    <w:semiHidden/>
     <w:unhideWhenUsed/>
   </w:style>
   <w:style w:type="table" w:default="1" w:styleId="TableNormal">
@@ -10952,7 +12740,7 @@
       </w:tcPr>
     </w:tblStylePr>
   </w:style>
-  <w:style w:type="table" w:styleId="ColorfulShading">
+  <w:style w:type="table" w:styleId="ColourfulShading">
     <w:name w:val="Colorful Shading"/>
     <w:basedOn w:val="TableNormal"/>
     <w:uiPriority w:val="71"/>
@@ -11067,7 +12855,7 @@
       </w:rPr>
     </w:tblStylePr>
   </w:style>
-  <w:style w:type="table" w:styleId="ColorfulShading-Accent1">
+  <w:style w:type="table" w:styleId="ColourfulShadingAccent1">
     <w:name w:val="Colorful Shading Accent 1"/>
     <w:basedOn w:val="TableNormal"/>
     <w:uiPriority w:val="71"/>
@@ -11182,7 +12970,7 @@
       </w:rPr>
     </w:tblStylePr>
   </w:style>
-  <w:style w:type="table" w:styleId="ColorfulShading-Accent2">
+  <w:style w:type="table" w:styleId="ColourfulShadingAccent2">
     <w:name w:val="Colorful Shading Accent 2"/>
     <w:basedOn w:val="TableNormal"/>
     <w:uiPriority w:val="71"/>
@@ -11297,7 +13085,7 @@
       </w:rPr>
     </w:tblStylePr>
   </w:style>
-  <w:style w:type="table" w:styleId="ColorfulShading-Accent3">
+  <w:style w:type="table" w:styleId="ColourfulShadingAccent3">
     <w:name w:val="Colorful Shading Accent 3"/>
     <w:basedOn w:val="TableNormal"/>
     <w:uiPriority w:val="71"/>
@@ -11402,7 +13190,7 @@
       </w:tcPr>
     </w:tblStylePr>
   </w:style>
-  <w:style w:type="table" w:styleId="ColorfulShading-Accent4">
+  <w:style w:type="table" w:styleId="ColourfulShadingAccent4">
     <w:name w:val="Colorful Shading Accent 4"/>
     <w:basedOn w:val="TableNormal"/>
     <w:uiPriority w:val="71"/>
@@ -11517,7 +13305,7 @@
       </w:rPr>
     </w:tblStylePr>
   </w:style>
-  <w:style w:type="table" w:styleId="ColorfulShading-Accent5">
+  <w:style w:type="table" w:styleId="ColourfulShadingAccent5">
     <w:name w:val="Colorful Shading Accent 5"/>
     <w:basedOn w:val="TableNormal"/>
     <w:uiPriority w:val="71"/>
@@ -11632,7 +13420,7 @@
       </w:rPr>
     </w:tblStylePr>
   </w:style>
-  <w:style w:type="table" w:styleId="ColorfulShading-Accent6">
+  <w:style w:type="table" w:styleId="ColourfulShadingAccent6">
     <w:name w:val="Colorful Shading Accent 6"/>
     <w:basedOn w:val="TableNormal"/>
     <w:uiPriority w:val="71"/>
@@ -11747,7 +13535,7 @@
       </w:rPr>
     </w:tblStylePr>
   </w:style>
-  <w:style w:type="table" w:styleId="ColorfulList">
+  <w:style w:type="table" w:styleId="ColourfulList">
     <w:name w:val="Colorful List"/>
     <w:basedOn w:val="TableNormal"/>
     <w:uiPriority w:val="72"/>
@@ -11826,7 +13614,7 @@
       </w:tcPr>
     </w:tblStylePr>
   </w:style>
-  <w:style w:type="table" w:styleId="ColorfulList-Accent1">
+  <w:style w:type="table" w:styleId="ColourfulListAccent1">
     <w:name w:val="Colorful List Accent 1"/>
     <w:basedOn w:val="TableNormal"/>
     <w:uiPriority w:val="72"/>
@@ -11905,7 +13693,7 @@
       </w:tcPr>
     </w:tblStylePr>
   </w:style>
-  <w:style w:type="table" w:styleId="ColorfulList-Accent2">
+  <w:style w:type="table" w:styleId="ColourfulListAccent2">
     <w:name w:val="Colorful List Accent 2"/>
     <w:basedOn w:val="TableNormal"/>
     <w:uiPriority w:val="72"/>
@@ -11984,7 +13772,7 @@
       </w:tcPr>
     </w:tblStylePr>
   </w:style>
-  <w:style w:type="table" w:styleId="ColorfulList-Accent3">
+  <w:style w:type="table" w:styleId="ColourfulListAccent3">
     <w:name w:val="Colorful List Accent 3"/>
     <w:basedOn w:val="TableNormal"/>
     <w:uiPriority w:val="72"/>
@@ -12063,7 +13851,7 @@
       </w:tcPr>
     </w:tblStylePr>
   </w:style>
-  <w:style w:type="table" w:styleId="ColorfulList-Accent4">
+  <w:style w:type="table" w:styleId="ColourfulListAccent4">
     <w:name w:val="Colorful List Accent 4"/>
     <w:basedOn w:val="TableNormal"/>
     <w:uiPriority w:val="72"/>
@@ -12142,7 +13930,7 @@
       </w:tcPr>
     </w:tblStylePr>
   </w:style>
-  <w:style w:type="table" w:styleId="ColorfulList-Accent5">
+  <w:style w:type="table" w:styleId="ColourfulListAccent5">
     <w:name w:val="Colorful List Accent 5"/>
     <w:basedOn w:val="TableNormal"/>
     <w:uiPriority w:val="72"/>
@@ -12221,7 +14009,7 @@
       </w:tcPr>
     </w:tblStylePr>
   </w:style>
-  <w:style w:type="table" w:styleId="ColorfulList-Accent6">
+  <w:style w:type="table" w:styleId="ColourfulListAccent6">
     <w:name w:val="Colorful List Accent 6"/>
     <w:basedOn w:val="TableNormal"/>
     <w:uiPriority w:val="72"/>
@@ -12300,7 +14088,7 @@
       </w:tcPr>
     </w:tblStylePr>
   </w:style>
-  <w:style w:type="table" w:styleId="ColorfulGrid">
+  <w:style w:type="table" w:styleId="ColourfulGrid">
     <w:name w:val="Colorful Grid"/>
     <w:basedOn w:val="TableNormal"/>
     <w:uiPriority w:val="73"/>
@@ -12373,7 +14161,7 @@
       </w:tcPr>
     </w:tblStylePr>
   </w:style>
-  <w:style w:type="table" w:styleId="ColorfulGrid-Accent1">
+  <w:style w:type="table" w:styleId="ColourfulGridAccent1">
     <w:name w:val="Colorful Grid Accent 1"/>
     <w:basedOn w:val="TableNormal"/>
     <w:uiPriority w:val="73"/>
@@ -12446,7 +14234,7 @@
       </w:tcPr>
     </w:tblStylePr>
   </w:style>
-  <w:style w:type="table" w:styleId="ColorfulGrid-Accent2">
+  <w:style w:type="table" w:styleId="ColourfulGridAccent2">
     <w:name w:val="Colorful Grid Accent 2"/>
     <w:basedOn w:val="TableNormal"/>
     <w:uiPriority w:val="73"/>
@@ -12519,7 +14307,7 @@
       </w:tcPr>
     </w:tblStylePr>
   </w:style>
-  <w:style w:type="table" w:styleId="ColorfulGrid-Accent3">
+  <w:style w:type="table" w:styleId="ColourfulGridAccent3">
     <w:name w:val="Colorful Grid Accent 3"/>
     <w:basedOn w:val="TableNormal"/>
     <w:uiPriority w:val="73"/>
@@ -12592,7 +14380,7 @@
       </w:tcPr>
     </w:tblStylePr>
   </w:style>
-  <w:style w:type="table" w:styleId="ColorfulGrid-Accent4">
+  <w:style w:type="table" w:styleId="ColourfulGridAccent4">
     <w:name w:val="Colorful Grid Accent 4"/>
     <w:basedOn w:val="TableNormal"/>
     <w:uiPriority w:val="73"/>
@@ -12665,7 +14453,7 @@
       </w:tcPr>
     </w:tblStylePr>
   </w:style>
-  <w:style w:type="table" w:styleId="ColorfulGrid-Accent5">
+  <w:style w:type="table" w:styleId="ColourfulGridAccent5">
     <w:name w:val="Colorful Grid Accent 5"/>
     <w:basedOn w:val="TableNormal"/>
     <w:uiPriority w:val="73"/>
@@ -12738,7 +14526,7 @@
       </w:tcPr>
     </w:tblStylePr>
   </w:style>
-  <w:style w:type="table" w:styleId="ColorfulGrid-Accent6">
+  <w:style w:type="table" w:styleId="ColourfulGridAccent6">
     <w:name w:val="Colorful Grid Accent 6"/>
     <w:basedOn w:val="TableNormal"/>
     <w:uiPriority w:val="73"/>

--- a/docs/Final_Report.docx
+++ b/docs/Final_Report.docx
@@ -344,7 +344,7 @@
       </w:r>
       <w:proofErr w:type="spellStart"/>
       <w:r>
-        <w:t>Priora</w:t>
+        <w:t>AuthSignal</w:t>
       </w:r>
       <w:proofErr w:type="spellEnd"/>
       <w:r>
@@ -545,7 +545,7 @@
       </w:r>
       <w:proofErr w:type="spellStart"/>
       <w:r>
-        <w:t>Priora</w:t>
+        <w:t>AuthSignal</w:t>
       </w:r>
       <w:proofErr w:type="spellEnd"/>
       <w:r>
@@ -628,7 +628,7 @@
         <w:rPr>
           <w:lang w:val="en-PK"/>
         </w:rPr>
-        <w:t>Priora</w:t>
+        <w:t>AuthSignal</w:t>
       </w:r>
       <w:proofErr w:type="spellEnd"/>
       <w:r>
